--- a/Job Hunt 2026/2026-10-14 - HH Global - Creative Operations Manager/Job Description & Company Research - HH Global.docx
+++ b/Job Hunt 2026/2026-10-14 - HH Global - Creative Operations Manager/Job Description & Company Research - HH Global.docx
@@ -44,7 +44,7 @@
         </w:rPr>
         <w:t xml:space="preserve">APPLY:  </w:t>
       </w:r>
-      <w:hyperlink w:history="1" r:id="rIdri2xrbho1y0suyk8lugv1">
+      <w:hyperlink w:history="1" r:id="rIdd0ajuap20mngyttkpx66d">
         <w:r>
           <w:rPr>
             <w:rFonts w:ascii="Calibri" w:cs="Calibri" w:eastAsia="Calibri" w:hAnsi="Calibri"/>
@@ -480,7 +480,7 @@
             </w:tcBorders>
           </w:tcPr>
           <w:p>
-            <w:hyperlink w:history="1" r:id="rIdc5vwnqhyrsalsafqzdl5m">
+            <w:hyperlink w:history="1" r:id="rIde6h53j7oe-_ozqsgjmlem">
               <w:r>
                 <w:rPr>
                   <w:rStyle w:val="Hyperlink"/>
@@ -495,6 +495,54 @@
           </w:p>
         </w:tc>
       </w:tr>
+      <w:tr>
+        <w:tc>
+          <w:tcPr>
+            <w:tcW w:type="dxa" w:w="2700"/>
+            <w:tcBorders>
+              <w:top w:val="none"/>
+              <w:left w:val="none"/>
+              <w:bottom w:val="single" w:color="E3E3E3" w:sz="2"/>
+              <w:right w:val="none"/>
+            </w:tcBorders>
+          </w:tcPr>
+          <w:p>
+            <w:r>
+              <w:rPr>
+                <w:rFonts w:ascii="Calibri" w:cs="Calibri" w:eastAsia="Calibri" w:hAnsi="Calibri"/>
+                <w:b/>
+                <w:bCs/>
+                <w:color w:val="555555"/>
+                <w:sz w:val="21"/>
+                <w:szCs w:val="21"/>
+              </w:rPr>
+              <w:t xml:space="preserve">Location check</w:t>
+            </w:r>
+          </w:p>
+        </w:tc>
+        <w:tc>
+          <w:tcPr>
+            <w:tcW w:type="dxa" w:w="7380"/>
+            <w:tcBorders>
+              <w:top w:val="none"/>
+              <w:left w:val="none"/>
+              <w:bottom w:val="single" w:color="E3E3E3" w:sz="2"/>
+              <w:right w:val="none"/>
+            </w:tcBorders>
+          </w:tcPr>
+          <w:p>
+            <w:r>
+              <w:rPr>
+                <w:rFonts w:ascii="Calibri" w:cs="Calibri" w:eastAsia="Calibri" w:hAnsi="Calibri"/>
+                <w:color w:val="1A1A1A"/>
+                <w:sz w:val="21"/>
+                <w:szCs w:val="21"/>
+              </w:rPr>
+              <w:t xml:space="preserve">The posting is remote, USA only, and Mesa, Arizona is inside that area. The searches found remote US roles at HH Global, including a remote Senior Creative Project Manager role for a "global tech client." They found no HH Global return-to-office mandate, and they also found no published remote-work policy. Some HH Global creative roles are hybrid, such as Retail Creative Producer in New York (2-3 days on-site), but those are not this role. Nothing turned up about Arizona specifically. The searches also found no "Creative Operations Manager" listing tied to HH Global. Ask about travel to Google offices, time-zone expectations (Arizona does not observe daylight saving time), and whether the role depends on one Google contract or statement of work.</w:t>
+            </w:r>
+          </w:p>
+        </w:tc>
+      </w:tr>
     </w:tbl>
     <w:p>
       <w:pPr>
@@ -1742,7 +1790,7 @@
           <w:sz w:val="21"/>
           <w:szCs w:val="21"/>
         </w:rPr>
-        <w:t xml:space="preserve">No employee-review research could be completed this run. The shared web search limit (200 searches per turn, used by all agents in this workflow) was used up before the first HH Global query ran, so every WebSearch call came back empty. The Indeed connector failed to connect (rate-limit error -32429), Dice has no HH Global listings, and Glassdoor and Reddit cannot be opened directly from here. The only thing confirmed is the posting itself: ZipRecruiter lists "Creative Operations Manager" at HH Global as full-time and remote, with a minimum salary of $140,000 a year and no maximum, posted 15 days ago and tagged "Oregon". Background from prior knowledge that was not checked this run: HH Global is a marketing-execution and print/creative procurement company based in London, and it bought the US firm InnerWorkings in 2020. None of the pros or cons below come from employee reviews.</w:t>
+        <w:t xml:space="preserve">HH Global is a creative production and marketing procurement company headquartered in Leatherhead, UK. It bought the Chicago-based InnerWorkings in 2020 for $177m after Blackstone made a £100m minority investment in 2019. Profiles put its size at 4,000 to 4,500 staff in 55 to 64 countries, with 26 creative studios. Much of its work is placing in-house teams inside client companies. Several Glassdoor reviews come from people who say they worked as vendor or contract staff on Google, so a Google-account role would likely work the same way: HH Global employs you, and you do the work for Google. The CEO changed in October 2026. Mike Perez came back as group CEO, replacing Kristian Elgey, and Nadia Pelekanos was made deputy group CEO. Most review data is company-wide. It mixes warehouse, production, account, India-based and UK roles. Only a handful of reviews describe the Google account, and none of the ones the searches returned is clearly from a creative operations role.</w:t>
       </w:r>
     </w:p>
     <w:p>
@@ -1768,23 +1816,55 @@
       <w:r>
         <w:rPr>
           <w:rFonts w:ascii="Calibri" w:cs="Calibri" w:eastAsia="Calibri" w:hAnsi="Calibri"/>
-          <w:color w:val="1A1A1A"/>
-          <w:sz w:val="21"/>
-          <w:szCs w:val="21"/>
-        </w:rPr>
-        <w:t xml:space="preserve">Not checked. The web search limit was used up before any Glassdoor query ran, and glassdoor.com cannot be opened directly from this environment. No rating or review count is reported here because none was seen.</w:t>
-      </w:r>
-    </w:p>
-    <w:p>
-      <w:pPr>
-        <w:spacing w:after="60" w:before="180"/>
-      </w:pPr>
-      <w:r>
-        <w:rPr>
-          <w:rFonts w:ascii="Calibri" w:cs="Calibri" w:eastAsia="Calibri" w:hAnsi="Calibri"/>
           <w:b/>
           <w:bCs/>
           <w:color w:val="1A1A1A"/>
+          <w:sz w:val="21"/>
+          <w:szCs w:val="21"/>
+        </w:rPr>
+        <w:t xml:space="preserve">3.2 to 3.3 out of 5, depending on the snapshot. One snapshot showed 61% would recommend and 77% CEO approval. Another showed 51% would recommend. (About 500 to 538 reviews. The main page says 514 reviews. The work-life balance page cited 538 reviews as of September 2026.)  </w:t>
+      </w:r>
+      <w:r>
+        <w:rPr>
+          <w:rFonts w:ascii="Calibri" w:cs="Calibri" w:eastAsia="Calibri" w:hAnsi="Calibri"/>
+          <w:color w:val="1A1A1A"/>
+          <w:sz w:val="21"/>
+          <w:szCs w:val="21"/>
+        </w:rPr>
+        <w:t xml:space="preserve">These reviews are company-wide, not specific to creative or marketing teams. As of September 2026, work-life balance was rated 3.3 out of 5 and had dropped 7% over the past year. Other sub-scores across snapshots: culture and values 3.0 to 3.3, career opportunities 2.8 to 3.1. Several reviews describe Google-account work. A marketing manager who was a contractor for Google praised the pay and full health benefits but said contract staff are treated as less than team members, with limited growth and leftover work. Another reviewer said moving from contractor to vendor status removed a time limit on their employment and came with benefits, but that raises only loosely track inflation and bonuses are not guaranteed because of Google's 'financial status.' Other reviews report layoffs with no explanation, a senior leadership team cut off from day-to-day work, micromanagement, and long hours. Some review titles call it toxic or unethical. On the positive side, reviewers praise colleagues and remote or hybrid flexibility. Many of the reviews are several years old (one Google-related complaint is from 2019), so the Google-account sample is small and partly dated.</w:t>
+      </w:r>
+      <w:r>
+        <w:rPr>
+          <w:rFonts w:ascii="Calibri" w:cs="Calibri" w:eastAsia="Calibri" w:hAnsi="Calibri"/>
+          <w:color w:val="1A1A1A"/>
+          <w:sz w:val="21"/>
+          <w:szCs w:val="21"/>
+        </w:rPr>
+        <w:t xml:space="preserve"> </w:t>
+      </w:r>
+      <w:hyperlink w:history="1" r:id="rIdb4dsldajpn1yetzv_zfz3">
+        <w:r>
+          <w:rPr>
+            <w:rFonts w:ascii="Calibri" w:cs="Calibri" w:eastAsia="Calibri" w:hAnsi="Calibri"/>
+            <w:color w:val="1A4D8F"/>
+            <w:sz w:val="21"/>
+            <w:szCs w:val="21"/>
+            <w:u w:val="single"/>
+          </w:rPr>
+          <w:t xml:space="preserve">Source</w:t>
+        </w:r>
+      </w:hyperlink>
+    </w:p>
+    <w:p>
+      <w:pPr>
+        <w:spacing w:after="60" w:before="180"/>
+      </w:pPr>
+      <w:r>
+        <w:rPr>
+          <w:rFonts w:ascii="Calibri" w:cs="Calibri" w:eastAsia="Calibri" w:hAnsi="Calibri"/>
+          <w:b/>
+          <w:bCs/>
+          <w:color w:val="1A1A1A"/>
           <w:sz w:val="23"/>
           <w:szCs w:val="23"/>
         </w:rPr>
@@ -1798,23 +1878,55 @@
       <w:r>
         <w:rPr>
           <w:rFonts w:ascii="Calibri" w:cs="Calibri" w:eastAsia="Calibri" w:hAnsi="Calibri"/>
-          <w:color w:val="1A1A1A"/>
-          <w:sz w:val="21"/>
-          <w:szCs w:val="21"/>
-        </w:rPr>
-        <w:t xml:space="preserve">Not checked. The Indeed connector failed to connect (rate-limit error -32429), so mcp__Indeed__get_company_data could not be called. No WebSearch fallback was possible because the search limit was used up.</w:t>
-      </w:r>
-    </w:p>
-    <w:p>
-      <w:pPr>
-        <w:spacing w:after="60" w:before="180"/>
-      </w:pPr>
-      <w:r>
-        <w:rPr>
-          <w:rFonts w:ascii="Calibri" w:cs="Calibri" w:eastAsia="Calibri" w:hAnsi="Calibri"/>
           <w:b/>
           <w:bCs/>
           <w:color w:val="1A1A1A"/>
+          <w:sz w:val="21"/>
+          <w:szCs w:val="21"/>
+        </w:rPr>
+        <w:t xml:space="preserve">3.4 out of 5, from 73 to 74 reviews depending on the snapshot. The work wellbeing score was 67 to 69.  </w:t>
+      </w:r>
+      <w:r>
+        <w:rPr>
+          <w:rFonts w:ascii="Calibri" w:cs="Calibri" w:eastAsia="Calibri" w:hAnsi="Calibri"/>
+          <w:color w:val="1A1A1A"/>
+          <w:sz w:val="21"/>
+          <w:szCs w:val="21"/>
+        </w:rPr>
+        <w:t xml:space="preserve">These reviews are company-wide, and the US reviews lean toward warehouse, assembly and production staff. For example, a December 2025 review from an assembly worker in Blue Ash, Ohio cites no leadership and poor communication, and another reviewer called it the worst warehouse they had worked at. Reviews on India's Indeed site are more positive and mention a good culture and supportive teammates. One US reviewer mentioned 'plenty of opportunity to move between accounts and pretty decent benefits.' A production employee said the salary was good but the job felt insecure. Very little here is relevant to a remote creative operations role. The Indeed company-data connector failed to connect during this research, so these figures come from search results only.</w:t>
+      </w:r>
+      <w:r>
+        <w:rPr>
+          <w:rFonts w:ascii="Calibri" w:cs="Calibri" w:eastAsia="Calibri" w:hAnsi="Calibri"/>
+          <w:color w:val="1A1A1A"/>
+          <w:sz w:val="21"/>
+          <w:szCs w:val="21"/>
+        </w:rPr>
+        <w:t xml:space="preserve"> </w:t>
+      </w:r>
+      <w:hyperlink w:history="1" r:id="rIdse_-x5vpc0yak5kye8dzw">
+        <w:r>
+          <w:rPr>
+            <w:rFonts w:ascii="Calibri" w:cs="Calibri" w:eastAsia="Calibri" w:hAnsi="Calibri"/>
+            <w:color w:val="1A4D8F"/>
+            <w:sz w:val="21"/>
+            <w:szCs w:val="21"/>
+            <w:u w:val="single"/>
+          </w:rPr>
+          <w:t xml:space="preserve">Source</w:t>
+        </w:r>
+      </w:hyperlink>
+    </w:p>
+    <w:p>
+      <w:pPr>
+        <w:spacing w:after="60" w:before="180"/>
+      </w:pPr>
+      <w:r>
+        <w:rPr>
+          <w:rFonts w:ascii="Calibri" w:cs="Calibri" w:eastAsia="Calibri" w:hAnsi="Calibri"/>
+          <w:b/>
+          <w:bCs/>
+          <w:color w:val="1A1A1A"/>
           <w:sz w:val="23"/>
           <w:szCs w:val="23"/>
         </w:rPr>
@@ -1823,17 +1935,29 @@
     </w:p>
     <w:p>
       <w:pPr>
-        <w:spacing w:after="100" w:line="264"/>
-      </w:pPr>
-      <w:r>
-        <w:rPr>
-          <w:rFonts w:ascii="Calibri" w:cs="Calibri" w:eastAsia="Calibri" w:hAnsi="Calibri"/>
-          <w:color w:val="1A1A1A"/>
-          <w:sz w:val="21"/>
-          <w:szCs w:val="21"/>
-        </w:rPr>
-        <w:t xml:space="preserve">Not checked. The site:reddit.com search returned nothing because the web search limit was used up. No threads are listed because none were seen.</w:t>
-      </w:r>
+        <w:spacing w:after="100"/>
+      </w:pPr>
+      <w:r>
+        <w:rPr>
+          <w:rFonts w:ascii="Calibri" w:cs="Calibri" w:eastAsia="Calibri" w:hAnsi="Calibri"/>
+          <w:color w:val="1A1A1A"/>
+          <w:sz w:val="21"/>
+          <w:szCs w:val="21"/>
+        </w:rPr>
+        <w:t xml:space="preserve">Reddit could not be searched for this sheet: Reddit blocks the automated search Claude uses. Open the link to read what people say there. </w:t>
+      </w:r>
+      <w:hyperlink w:history="1" r:id="rIdycoiqe5_ha4v1ee8m339a">
+        <w:r>
+          <w:rPr>
+            <w:rFonts w:ascii="Calibri" w:cs="Calibri" w:eastAsia="Calibri" w:hAnsi="Calibri"/>
+            <w:color w:val="1A4D8F"/>
+            <w:sz w:val="21"/>
+            <w:szCs w:val="21"/>
+            <w:u w:val="single"/>
+          </w:rPr>
+          <w:t xml:space="preserve">Search Reddit for HH Global</w:t>
+        </w:r>
+      </w:hyperlink>
     </w:p>
     <w:p>
       <w:pPr>
@@ -1886,7 +2010,7 @@
           <w:sz w:val="21"/>
           <w:szCs w:val="21"/>
         </w:rPr>
-        <w:t xml:space="preserve">The posting lists a pay floor of $140,000 a year and says the role is fully remote and full-time. This comes from the job listing, not from employee reviews.</w:t>
+        <w:t xml:space="preserve">Reviewers often praise remote and hybrid flexibility, and the searches found no return-to-office mandate. HH Global posts remote US creative roles.</w:t>
       </w:r>
       <w:r>
         <w:rPr>
@@ -1897,7 +2021,7 @@
         </w:rPr>
         <w:t xml:space="preserve"> </w:t>
       </w:r>
-      <w:hyperlink w:history="1" r:id="rIdk0nre5yduy2o2fm1eloyo">
+      <w:hyperlink w:history="1" r:id="rIdef9slfjl6cpxah7orbjo-">
         <w:r>
           <w:rPr>
             <w:rFonts w:ascii="Calibri" w:cs="Calibri" w:eastAsia="Calibri" w:hAnsi="Calibri"/>
@@ -1906,6 +2030,302 @@
             <w:szCs w:val="17"/>
           </w:rPr>
           <w:t xml:space="preserve">[1]</w:t>
+        </w:r>
+      </w:hyperlink>
+      <w:r>
+        <w:rPr>
+          <w:rFonts w:ascii="Calibri" w:cs="Calibri" w:eastAsia="Calibri" w:hAnsi="Calibri"/>
+          <w:color w:val="1A1A1A"/>
+          <w:sz w:val="21"/>
+          <w:szCs w:val="21"/>
+        </w:rPr>
+        <w:t xml:space="preserve"> </w:t>
+      </w:r>
+      <w:hyperlink w:history="1" r:id="rId6kxgd8q9jqw8ltsfrs5_d">
+        <w:r>
+          <w:rPr>
+            <w:rFonts w:ascii="Calibri" w:cs="Calibri" w:eastAsia="Calibri" w:hAnsi="Calibri"/>
+            <w:color w:val="1A4D8F"/>
+            <w:sz w:val="17"/>
+            <w:szCs w:val="17"/>
+          </w:rPr>
+          <w:t xml:space="preserve">[2]</w:t>
+        </w:r>
+      </w:hyperlink>
+    </w:p>
+    <w:p>
+      <w:pPr>
+        <w:pStyle w:val="ListParagraph"/>
+        <w:numPr>
+          <w:ilvl w:val="0"/>
+          <w:numId w:val="2"/>
+        </w:numPr>
+        <w:spacing w:after="50" w:line="259"/>
+      </w:pPr>
+      <w:r>
+        <w:rPr>
+          <w:rFonts w:ascii="Calibri" w:cs="Calibri" w:eastAsia="Calibri" w:hAnsi="Calibri"/>
+          <w:color w:val="1A1A1A"/>
+          <w:sz w:val="21"/>
+          <w:szCs w:val="21"/>
+        </w:rPr>
+        <w:t xml:space="preserve">Colleagues and immediate teams get positive mentions on both Glassdoor and Indeed (for example, 'great team to work with' and 'teammates are very supportive').</w:t>
+      </w:r>
+      <w:r>
+        <w:rPr>
+          <w:rFonts w:ascii="Calibri" w:cs="Calibri" w:eastAsia="Calibri" w:hAnsi="Calibri"/>
+          <w:color w:val="1A1A1A"/>
+          <w:sz w:val="21"/>
+          <w:szCs w:val="21"/>
+        </w:rPr>
+        <w:t xml:space="preserve"> </w:t>
+      </w:r>
+      <w:hyperlink w:history="1" r:id="rIdspty3gbvcscygdfqasuxj">
+        <w:r>
+          <w:rPr>
+            <w:rFonts w:ascii="Calibri" w:cs="Calibri" w:eastAsia="Calibri" w:hAnsi="Calibri"/>
+            <w:color w:val="1A4D8F"/>
+            <w:sz w:val="17"/>
+            <w:szCs w:val="17"/>
+          </w:rPr>
+          <w:t xml:space="preserve">[1]</w:t>
+        </w:r>
+      </w:hyperlink>
+      <w:r>
+        <w:rPr>
+          <w:rFonts w:ascii="Calibri" w:cs="Calibri" w:eastAsia="Calibri" w:hAnsi="Calibri"/>
+          <w:color w:val="1A1A1A"/>
+          <w:sz w:val="21"/>
+          <w:szCs w:val="21"/>
+        </w:rPr>
+        <w:t xml:space="preserve"> </w:t>
+      </w:r>
+      <w:hyperlink w:history="1" r:id="rIdyqnklamfffifdw_k9zcwk">
+        <w:r>
+          <w:rPr>
+            <w:rFonts w:ascii="Calibri" w:cs="Calibri" w:eastAsia="Calibri" w:hAnsi="Calibri"/>
+            <w:color w:val="1A4D8F"/>
+            <w:sz w:val="17"/>
+            <w:szCs w:val="17"/>
+          </w:rPr>
+          <w:t xml:space="preserve">[2]</w:t>
+        </w:r>
+      </w:hyperlink>
+    </w:p>
+    <w:p>
+      <w:pPr>
+        <w:pStyle w:val="ListParagraph"/>
+        <w:numPr>
+          <w:ilvl w:val="0"/>
+          <w:numId w:val="2"/>
+        </w:numPr>
+        <w:spacing w:after="50" w:line="259"/>
+      </w:pPr>
+      <w:r>
+        <w:rPr>
+          <w:rFonts w:ascii="Calibri" w:cs="Calibri" w:eastAsia="Calibri" w:hAnsi="Calibri"/>
+          <w:color w:val="1A1A1A"/>
+          <w:sz w:val="21"/>
+          <w:szCs w:val="21"/>
+        </w:rPr>
+        <w:t xml:space="preserve">On the Google account, reviewers report solid pay and full health benefits. One said vendor status through HH Global removed the time limit that came with contractor status and offered benefits they can choose each year.</w:t>
+      </w:r>
+      <w:r>
+        <w:rPr>
+          <w:rFonts w:ascii="Calibri" w:cs="Calibri" w:eastAsia="Calibri" w:hAnsi="Calibri"/>
+          <w:color w:val="1A1A1A"/>
+          <w:sz w:val="21"/>
+          <w:szCs w:val="21"/>
+        </w:rPr>
+        <w:t xml:space="preserve"> </w:t>
+      </w:r>
+      <w:hyperlink w:history="1" r:id="rIdxvxyam-zl3vb5svdz_ts1">
+        <w:r>
+          <w:rPr>
+            <w:rFonts w:ascii="Calibri" w:cs="Calibri" w:eastAsia="Calibri" w:hAnsi="Calibri"/>
+            <w:color w:val="1A4D8F"/>
+            <w:sz w:val="17"/>
+            <w:szCs w:val="17"/>
+          </w:rPr>
+          <w:t xml:space="preserve">[1]</w:t>
+        </w:r>
+      </w:hyperlink>
+      <w:r>
+        <w:rPr>
+          <w:rFonts w:ascii="Calibri" w:cs="Calibri" w:eastAsia="Calibri" w:hAnsi="Calibri"/>
+          <w:color w:val="1A1A1A"/>
+          <w:sz w:val="21"/>
+          <w:szCs w:val="21"/>
+        </w:rPr>
+        <w:t xml:space="preserve"> </w:t>
+      </w:r>
+      <w:hyperlink w:history="1" r:id="rIdjjr6afdk2nqe2xmguop3z">
+        <w:r>
+          <w:rPr>
+            <w:rFonts w:ascii="Calibri" w:cs="Calibri" w:eastAsia="Calibri" w:hAnsi="Calibri"/>
+            <w:color w:val="1A4D8F"/>
+            <w:sz w:val="17"/>
+            <w:szCs w:val="17"/>
+          </w:rPr>
+          <w:t xml:space="preserve">[2]</w:t>
+        </w:r>
+      </w:hyperlink>
+    </w:p>
+    <w:p>
+      <w:pPr>
+        <w:pStyle w:val="ListParagraph"/>
+        <w:numPr>
+          <w:ilvl w:val="0"/>
+          <w:numId w:val="2"/>
+        </w:numPr>
+        <w:spacing w:after="50" w:line="259"/>
+      </w:pPr>
+      <w:r>
+        <w:rPr>
+          <w:rFonts w:ascii="Calibri" w:cs="Calibri" w:eastAsia="Calibri" w:hAnsi="Calibri"/>
+          <w:color w:val="1A1A1A"/>
+          <w:sz w:val="21"/>
+          <w:szCs w:val="21"/>
+        </w:rPr>
+        <w:t xml:space="preserve">There is room to move between client accounts. One Indeed reviewer cited 'plenty of opportunity to move between accounts,' and a Glassdoor account director mentioned 'loads of opportunities to grow,' though also red tape.</w:t>
+      </w:r>
+      <w:r>
+        <w:rPr>
+          <w:rFonts w:ascii="Calibri" w:cs="Calibri" w:eastAsia="Calibri" w:hAnsi="Calibri"/>
+          <w:color w:val="1A1A1A"/>
+          <w:sz w:val="21"/>
+          <w:szCs w:val="21"/>
+        </w:rPr>
+        <w:t xml:space="preserve"> </w:t>
+      </w:r>
+      <w:hyperlink w:history="1" r:id="rId1f0zo2udimhmc0bz6k6p6">
+        <w:r>
+          <w:rPr>
+            <w:rFonts w:ascii="Calibri" w:cs="Calibri" w:eastAsia="Calibri" w:hAnsi="Calibri"/>
+            <w:color w:val="1A4D8F"/>
+            <w:sz w:val="17"/>
+            <w:szCs w:val="17"/>
+          </w:rPr>
+          <w:t xml:space="preserve">[1]</w:t>
+        </w:r>
+      </w:hyperlink>
+      <w:r>
+        <w:rPr>
+          <w:rFonts w:ascii="Calibri" w:cs="Calibri" w:eastAsia="Calibri" w:hAnsi="Calibri"/>
+          <w:color w:val="1A1A1A"/>
+          <w:sz w:val="21"/>
+          <w:szCs w:val="21"/>
+        </w:rPr>
+        <w:t xml:space="preserve"> </w:t>
+      </w:r>
+      <w:hyperlink w:history="1" r:id="rIdjsridgioarc58pjkehef0">
+        <w:r>
+          <w:rPr>
+            <w:rFonts w:ascii="Calibri" w:cs="Calibri" w:eastAsia="Calibri" w:hAnsi="Calibri"/>
+            <w:color w:val="1A4D8F"/>
+            <w:sz w:val="17"/>
+            <w:szCs w:val="17"/>
+          </w:rPr>
+          <w:t xml:space="preserve">[2]</w:t>
+        </w:r>
+      </w:hyperlink>
+    </w:p>
+    <w:p>
+      <w:pPr>
+        <w:pStyle w:val="ListParagraph"/>
+        <w:numPr>
+          <w:ilvl w:val="0"/>
+          <w:numId w:val="2"/>
+        </w:numPr>
+        <w:spacing w:after="50" w:line="259"/>
+      </w:pPr>
+      <w:r>
+        <w:rPr>
+          <w:rFonts w:ascii="Calibri" w:cs="Calibri" w:eastAsia="Calibri" w:hAnsi="Calibri"/>
+          <w:color w:val="1A1A1A"/>
+          <w:sz w:val="21"/>
+          <w:szCs w:val="21"/>
+        </w:rPr>
+        <w:t xml:space="preserve">It is a large company with financial backing: 4,000+ staff, 26 creative studios, a Blackstone minority investment, and the InnerWorkings acquisition. It is also putting money into creative work, including a new leadership team for its in-house agency Nuevo in July 2025 and postings for an in-house creative team serving a large tech client.</w:t>
+      </w:r>
+      <w:r>
+        <w:rPr>
+          <w:rFonts w:ascii="Calibri" w:cs="Calibri" w:eastAsia="Calibri" w:hAnsi="Calibri"/>
+          <w:color w:val="1A1A1A"/>
+          <w:sz w:val="21"/>
+          <w:szCs w:val="21"/>
+        </w:rPr>
+        <w:t xml:space="preserve"> </w:t>
+      </w:r>
+      <w:hyperlink w:history="1" r:id="rIdwc68vj0cs6hwlmtaqzshm">
+        <w:r>
+          <w:rPr>
+            <w:rFonts w:ascii="Calibri" w:cs="Calibri" w:eastAsia="Calibri" w:hAnsi="Calibri"/>
+            <w:color w:val="1A4D8F"/>
+            <w:sz w:val="17"/>
+            <w:szCs w:val="17"/>
+          </w:rPr>
+          <w:t xml:space="preserve">[1]</w:t>
+        </w:r>
+      </w:hyperlink>
+      <w:r>
+        <w:rPr>
+          <w:rFonts w:ascii="Calibri" w:cs="Calibri" w:eastAsia="Calibri" w:hAnsi="Calibri"/>
+          <w:color w:val="1A1A1A"/>
+          <w:sz w:val="21"/>
+          <w:szCs w:val="21"/>
+        </w:rPr>
+        <w:t xml:space="preserve"> </w:t>
+      </w:r>
+      <w:hyperlink w:history="1" r:id="rIdmlgd3l6xfghoy_fwc_wmr">
+        <w:r>
+          <w:rPr>
+            <w:rFonts w:ascii="Calibri" w:cs="Calibri" w:eastAsia="Calibri" w:hAnsi="Calibri"/>
+            <w:color w:val="1A4D8F"/>
+            <w:sz w:val="17"/>
+            <w:szCs w:val="17"/>
+          </w:rPr>
+          <w:t xml:space="preserve">[2]</w:t>
+        </w:r>
+      </w:hyperlink>
+      <w:r>
+        <w:rPr>
+          <w:rFonts w:ascii="Calibri" w:cs="Calibri" w:eastAsia="Calibri" w:hAnsi="Calibri"/>
+          <w:color w:val="1A1A1A"/>
+          <w:sz w:val="21"/>
+          <w:szCs w:val="21"/>
+        </w:rPr>
+        <w:t xml:space="preserve"> </w:t>
+      </w:r>
+      <w:hyperlink w:history="1" r:id="rIdrz_wpz-7uasofbygfr6ux">
+        <w:r>
+          <w:rPr>
+            <w:rFonts w:ascii="Calibri" w:cs="Calibri" w:eastAsia="Calibri" w:hAnsi="Calibri"/>
+            <w:color w:val="1A4D8F"/>
+            <w:sz w:val="17"/>
+            <w:szCs w:val="17"/>
+          </w:rPr>
+          <w:t xml:space="preserve">[3]</w:t>
+        </w:r>
+      </w:hyperlink>
+      <w:r>
+        <w:rPr>
+          <w:rFonts w:ascii="Calibri" w:cs="Calibri" w:eastAsia="Calibri" w:hAnsi="Calibri"/>
+          <w:color w:val="1A1A1A"/>
+          <w:sz w:val="21"/>
+          <w:szCs w:val="21"/>
+        </w:rPr>
+        <w:t xml:space="preserve"> </w:t>
+      </w:r>
+      <w:hyperlink w:history="1" r:id="rIdjqjvnsetv59izkcgjk08a">
+        <w:r>
+          <w:rPr>
+            <w:rFonts w:ascii="Calibri" w:cs="Calibri" w:eastAsia="Calibri" w:hAnsi="Calibri"/>
+            <w:color w:val="1A4D8F"/>
+            <w:sz w:val="17"/>
+            <w:szCs w:val="17"/>
+          </w:rPr>
+          <w:t xml:space="preserve">[4]</w:t>
         </w:r>
       </w:hyperlink>
     </w:p>
@@ -1941,7 +2361,7 @@
           <w:sz w:val="21"/>
           <w:szCs w:val="21"/>
         </w:rPr>
-        <w:t xml:space="preserve">The ZipRecruiter listing gives only a minimum salary, with no top of the range and no description text. Without the full posting, the scope, reporting line, and whether the role sits on one client account are unknown. This is a gap in the listing, not evidence about the workplace.</w:t>
+        <w:t xml:space="preserve">There are pay and bonus complaints. Reviewers say raises loosely track inflation, bonuses are mentioned every year but not paid even when targets are hit, and pay is lower than client full-time staff. AmbitionBox reviews (India-heavy) also cite low raises.</w:t>
       </w:r>
       <w:r>
         <w:rPr>
@@ -1952,7 +2372,7 @@
         </w:rPr>
         <w:t xml:space="preserve"> </w:t>
       </w:r>
-      <w:hyperlink w:history="1" r:id="rId6h6ax7ijghlugyvs-l2gr">
+      <w:hyperlink w:history="1" r:id="rId6j22fukzs7ukirijuggmz">
         <w:r>
           <w:rPr>
             <w:rFonts w:ascii="Calibri" w:cs="Calibri" w:eastAsia="Calibri" w:hAnsi="Calibri"/>
@@ -1963,6 +2383,481 @@
           <w:t xml:space="preserve">[1]</w:t>
         </w:r>
       </w:hyperlink>
+      <w:r>
+        <w:rPr>
+          <w:rFonts w:ascii="Calibri" w:cs="Calibri" w:eastAsia="Calibri" w:hAnsi="Calibri"/>
+          <w:color w:val="1A1A1A"/>
+          <w:sz w:val="21"/>
+          <w:szCs w:val="21"/>
+        </w:rPr>
+        <w:t xml:space="preserve"> </w:t>
+      </w:r>
+      <w:hyperlink w:history="1" r:id="rIdth6d1aurmk7nler2fw7w-">
+        <w:r>
+          <w:rPr>
+            <w:rFonts w:ascii="Calibri" w:cs="Calibri" w:eastAsia="Calibri" w:hAnsi="Calibri"/>
+            <w:color w:val="1A4D8F"/>
+            <w:sz w:val="17"/>
+            <w:szCs w:val="17"/>
+          </w:rPr>
+          <w:t xml:space="preserve">[2]</w:t>
+        </w:r>
+      </w:hyperlink>
+      <w:r>
+        <w:rPr>
+          <w:rFonts w:ascii="Calibri" w:cs="Calibri" w:eastAsia="Calibri" w:hAnsi="Calibri"/>
+          <w:color w:val="1A1A1A"/>
+          <w:sz w:val="21"/>
+          <w:szCs w:val="21"/>
+        </w:rPr>
+        <w:t xml:space="preserve"> </w:t>
+      </w:r>
+      <w:hyperlink w:history="1" r:id="rId-xlenysoybfbtlugcqfrv">
+        <w:r>
+          <w:rPr>
+            <w:rFonts w:ascii="Calibri" w:cs="Calibri" w:eastAsia="Calibri" w:hAnsi="Calibri"/>
+            <w:color w:val="1A4D8F"/>
+            <w:sz w:val="17"/>
+            <w:szCs w:val="17"/>
+          </w:rPr>
+          <w:t xml:space="preserve">[3]</w:t>
+        </w:r>
+      </w:hyperlink>
+    </w:p>
+    <w:p>
+      <w:pPr>
+        <w:pStyle w:val="ListParagraph"/>
+        <w:numPr>
+          <w:ilvl w:val="0"/>
+          <w:numId w:val="2"/>
+        </w:numPr>
+        <w:spacing w:after="50" w:line="259"/>
+      </w:pPr>
+      <w:r>
+        <w:rPr>
+          <w:rFonts w:ascii="Calibri" w:cs="Calibri" w:eastAsia="Calibri" w:hAnsi="Calibri"/>
+          <w:color w:val="1A1A1A"/>
+          <w:sz w:val="21"/>
+          <w:szCs w:val="21"/>
+        </w:rPr>
+        <w:t xml:space="preserve">Vendor staff on Google sit below Google employees. Reviewers say contract and vendor staff are treated as less than team members, get leftover work and limited growth, and receive yearly reviews through HH Global rather than Google, so feedback can be filtered.</w:t>
+      </w:r>
+      <w:r>
+        <w:rPr>
+          <w:rFonts w:ascii="Calibri" w:cs="Calibri" w:eastAsia="Calibri" w:hAnsi="Calibri"/>
+          <w:color w:val="1A1A1A"/>
+          <w:sz w:val="21"/>
+          <w:szCs w:val="21"/>
+        </w:rPr>
+        <w:t xml:space="preserve"> </w:t>
+      </w:r>
+      <w:hyperlink w:history="1" r:id="rIdbrjsk8mfkfexd3sgy7u7v">
+        <w:r>
+          <w:rPr>
+            <w:rFonts w:ascii="Calibri" w:cs="Calibri" w:eastAsia="Calibri" w:hAnsi="Calibri"/>
+            <w:color w:val="1A4D8F"/>
+            <w:sz w:val="17"/>
+            <w:szCs w:val="17"/>
+          </w:rPr>
+          <w:t xml:space="preserve">[1]</w:t>
+        </w:r>
+      </w:hyperlink>
+      <w:r>
+        <w:rPr>
+          <w:rFonts w:ascii="Calibri" w:cs="Calibri" w:eastAsia="Calibri" w:hAnsi="Calibri"/>
+          <w:color w:val="1A1A1A"/>
+          <w:sz w:val="21"/>
+          <w:szCs w:val="21"/>
+        </w:rPr>
+        <w:t xml:space="preserve"> </w:t>
+      </w:r>
+      <w:hyperlink w:history="1" r:id="rId99okt9eewbkcaw554envw">
+        <w:r>
+          <w:rPr>
+            <w:rFonts w:ascii="Calibri" w:cs="Calibri" w:eastAsia="Calibri" w:hAnsi="Calibri"/>
+            <w:color w:val="1A4D8F"/>
+            <w:sz w:val="17"/>
+            <w:szCs w:val="17"/>
+          </w:rPr>
+          <w:t xml:space="preserve">[2]</w:t>
+        </w:r>
+      </w:hyperlink>
+      <w:r>
+        <w:rPr>
+          <w:rFonts w:ascii="Calibri" w:cs="Calibri" w:eastAsia="Calibri" w:hAnsi="Calibri"/>
+          <w:color w:val="1A1A1A"/>
+          <w:sz w:val="21"/>
+          <w:szCs w:val="21"/>
+        </w:rPr>
+        <w:t xml:space="preserve"> </w:t>
+      </w:r>
+      <w:hyperlink w:history="1" r:id="rIdcaj13c1jszqif0nhay_or">
+        <w:r>
+          <w:rPr>
+            <w:rFonts w:ascii="Calibri" w:cs="Calibri" w:eastAsia="Calibri" w:hAnsi="Calibri"/>
+            <w:color w:val="1A4D8F"/>
+            <w:sz w:val="17"/>
+            <w:szCs w:val="17"/>
+          </w:rPr>
+          <w:t xml:space="preserve">[3]</w:t>
+        </w:r>
+      </w:hyperlink>
+    </w:p>
+    <w:p>
+      <w:pPr>
+        <w:pStyle w:val="ListParagraph"/>
+        <w:numPr>
+          <w:ilvl w:val="0"/>
+          <w:numId w:val="2"/>
+        </w:numPr>
+        <w:spacing w:after="50" w:line="259"/>
+      </w:pPr>
+      <w:r>
+        <w:rPr>
+          <w:rFonts w:ascii="Calibri" w:cs="Calibri" w:eastAsia="Calibri" w:hAnsi="Calibri"/>
+          <w:color w:val="1A1A1A"/>
+          <w:sz w:val="21"/>
+          <w:szCs w:val="21"/>
+        </w:rPr>
+        <w:t xml:space="preserve">Job security is a concern. Glassdoor has a 'Lots of Layoffs' review and a page of layoff-tagged reviews, and one reviewer says Google can cut whole vendor teams without notice. An Indeed production reviewer also cited job insecurity. The searches found no official layoff announcement.</w:t>
+      </w:r>
+      <w:r>
+        <w:rPr>
+          <w:rFonts w:ascii="Calibri" w:cs="Calibri" w:eastAsia="Calibri" w:hAnsi="Calibri"/>
+          <w:color w:val="1A1A1A"/>
+          <w:sz w:val="21"/>
+          <w:szCs w:val="21"/>
+        </w:rPr>
+        <w:t xml:space="preserve"> </w:t>
+      </w:r>
+      <w:hyperlink w:history="1" r:id="rIdjnuzxgoumi4lizjlb9fwb">
+        <w:r>
+          <w:rPr>
+            <w:rFonts w:ascii="Calibri" w:cs="Calibri" w:eastAsia="Calibri" w:hAnsi="Calibri"/>
+            <w:color w:val="1A4D8F"/>
+            <w:sz w:val="17"/>
+            <w:szCs w:val="17"/>
+          </w:rPr>
+          <w:t xml:space="preserve">[1]</w:t>
+        </w:r>
+      </w:hyperlink>
+      <w:r>
+        <w:rPr>
+          <w:rFonts w:ascii="Calibri" w:cs="Calibri" w:eastAsia="Calibri" w:hAnsi="Calibri"/>
+          <w:color w:val="1A1A1A"/>
+          <w:sz w:val="21"/>
+          <w:szCs w:val="21"/>
+        </w:rPr>
+        <w:t xml:space="preserve"> </w:t>
+      </w:r>
+      <w:hyperlink w:history="1" r:id="rIdmfndxgyklq0aru0uwdbkv">
+        <w:r>
+          <w:rPr>
+            <w:rFonts w:ascii="Calibri" w:cs="Calibri" w:eastAsia="Calibri" w:hAnsi="Calibri"/>
+            <w:color w:val="1A4D8F"/>
+            <w:sz w:val="17"/>
+            <w:szCs w:val="17"/>
+          </w:rPr>
+          <w:t xml:space="preserve">[2]</w:t>
+        </w:r>
+      </w:hyperlink>
+      <w:r>
+        <w:rPr>
+          <w:rFonts w:ascii="Calibri" w:cs="Calibri" w:eastAsia="Calibri" w:hAnsi="Calibri"/>
+          <w:color w:val="1A1A1A"/>
+          <w:sz w:val="21"/>
+          <w:szCs w:val="21"/>
+        </w:rPr>
+        <w:t xml:space="preserve"> </w:t>
+      </w:r>
+      <w:hyperlink w:history="1" r:id="rIdv22728dxc4b60kyl2yh34">
+        <w:r>
+          <w:rPr>
+            <w:rFonts w:ascii="Calibri" w:cs="Calibri" w:eastAsia="Calibri" w:hAnsi="Calibri"/>
+            <w:color w:val="1A4D8F"/>
+            <w:sz w:val="17"/>
+            <w:szCs w:val="17"/>
+          </w:rPr>
+          <w:t xml:space="preserve">[3]</w:t>
+        </w:r>
+      </w:hyperlink>
+      <w:r>
+        <w:rPr>
+          <w:rFonts w:ascii="Calibri" w:cs="Calibri" w:eastAsia="Calibri" w:hAnsi="Calibri"/>
+          <w:color w:val="1A1A1A"/>
+          <w:sz w:val="21"/>
+          <w:szCs w:val="21"/>
+        </w:rPr>
+        <w:t xml:space="preserve"> </w:t>
+      </w:r>
+      <w:hyperlink w:history="1" r:id="rIdg-u-fwu_grb0sbvet4l6v">
+        <w:r>
+          <w:rPr>
+            <w:rFonts w:ascii="Calibri" w:cs="Calibri" w:eastAsia="Calibri" w:hAnsi="Calibri"/>
+            <w:color w:val="1A4D8F"/>
+            <w:sz w:val="17"/>
+            <w:szCs w:val="17"/>
+          </w:rPr>
+          <w:t xml:space="preserve">[4]</w:t>
+        </w:r>
+      </w:hyperlink>
+    </w:p>
+    <w:p>
+      <w:pPr>
+        <w:pStyle w:val="ListParagraph"/>
+        <w:numPr>
+          <w:ilvl w:val="0"/>
+          <w:numId w:val="2"/>
+        </w:numPr>
+        <w:spacing w:after="50" w:line="259"/>
+      </w:pPr>
+      <w:r>
+        <w:rPr>
+          <w:rFonts w:ascii="Calibri" w:cs="Calibri" w:eastAsia="Calibri" w:hAnsi="Calibri"/>
+          <w:color w:val="1A1A1A"/>
+          <w:sz w:val="21"/>
+          <w:szCs w:val="21"/>
+        </w:rPr>
+        <w:t xml:space="preserve">Management is the most common complaint. Reviewers describe a senior leadership team cut off from day-to-day work, micromanagement, poor communication between teams, and roles that were not defined.</w:t>
+      </w:r>
+      <w:r>
+        <w:rPr>
+          <w:rFonts w:ascii="Calibri" w:cs="Calibri" w:eastAsia="Calibri" w:hAnsi="Calibri"/>
+          <w:color w:val="1A1A1A"/>
+          <w:sz w:val="21"/>
+          <w:szCs w:val="21"/>
+        </w:rPr>
+        <w:t xml:space="preserve"> </w:t>
+      </w:r>
+      <w:hyperlink w:history="1" r:id="rId8rlwljjzejkkgkjlctk4c">
+        <w:r>
+          <w:rPr>
+            <w:rFonts w:ascii="Calibri" w:cs="Calibri" w:eastAsia="Calibri" w:hAnsi="Calibri"/>
+            <w:color w:val="1A4D8F"/>
+            <w:sz w:val="17"/>
+            <w:szCs w:val="17"/>
+          </w:rPr>
+          <w:t xml:space="preserve">[1]</w:t>
+        </w:r>
+      </w:hyperlink>
+      <w:r>
+        <w:rPr>
+          <w:rFonts w:ascii="Calibri" w:cs="Calibri" w:eastAsia="Calibri" w:hAnsi="Calibri"/>
+          <w:color w:val="1A1A1A"/>
+          <w:sz w:val="21"/>
+          <w:szCs w:val="21"/>
+        </w:rPr>
+        <w:t xml:space="preserve"> </w:t>
+      </w:r>
+      <w:hyperlink w:history="1" r:id="rIdvs0oiffeqjdsxdjwwmrzk">
+        <w:r>
+          <w:rPr>
+            <w:rFonts w:ascii="Calibri" w:cs="Calibri" w:eastAsia="Calibri" w:hAnsi="Calibri"/>
+            <w:color w:val="1A4D8F"/>
+            <w:sz w:val="17"/>
+            <w:szCs w:val="17"/>
+          </w:rPr>
+          <w:t xml:space="preserve">[2]</w:t>
+        </w:r>
+      </w:hyperlink>
+      <w:r>
+        <w:rPr>
+          <w:rFonts w:ascii="Calibri" w:cs="Calibri" w:eastAsia="Calibri" w:hAnsi="Calibri"/>
+          <w:color w:val="1A1A1A"/>
+          <w:sz w:val="21"/>
+          <w:szCs w:val="21"/>
+        </w:rPr>
+        <w:t xml:space="preserve"> </w:t>
+      </w:r>
+      <w:hyperlink w:history="1" r:id="rIdslydusson-cfiatboxfbe">
+        <w:r>
+          <w:rPr>
+            <w:rFonts w:ascii="Calibri" w:cs="Calibri" w:eastAsia="Calibri" w:hAnsi="Calibri"/>
+            <w:color w:val="1A4D8F"/>
+            <w:sz w:val="17"/>
+            <w:szCs w:val="17"/>
+          </w:rPr>
+          <w:t xml:space="preserve">[3]</w:t>
+        </w:r>
+      </w:hyperlink>
+      <w:r>
+        <w:rPr>
+          <w:rFonts w:ascii="Calibri" w:cs="Calibri" w:eastAsia="Calibri" w:hAnsi="Calibri"/>
+          <w:color w:val="1A1A1A"/>
+          <w:sz w:val="21"/>
+          <w:szCs w:val="21"/>
+        </w:rPr>
+        <w:t xml:space="preserve"> </w:t>
+      </w:r>
+      <w:hyperlink w:history="1" r:id="rIdplb69vc6tv7xloucjlcty">
+        <w:r>
+          <w:rPr>
+            <w:rFonts w:ascii="Calibri" w:cs="Calibri" w:eastAsia="Calibri" w:hAnsi="Calibri"/>
+            <w:color w:val="1A4D8F"/>
+            <w:sz w:val="17"/>
+            <w:szCs w:val="17"/>
+          </w:rPr>
+          <w:t xml:space="preserve">[4]</w:t>
+        </w:r>
+      </w:hyperlink>
+    </w:p>
+    <w:p>
+      <w:pPr>
+        <w:pStyle w:val="ListParagraph"/>
+        <w:numPr>
+          <w:ilvl w:val="0"/>
+          <w:numId w:val="2"/>
+        </w:numPr>
+        <w:spacing w:after="50" w:line="259"/>
+      </w:pPr>
+      <w:r>
+        <w:rPr>
+          <w:rFonts w:ascii="Calibri" w:cs="Calibri" w:eastAsia="Calibri" w:hAnsi="Calibri"/>
+          <w:color w:val="1A1A1A"/>
+          <w:sz w:val="21"/>
+          <w:szCs w:val="21"/>
+        </w:rPr>
+        <w:t xml:space="preserve">Leadership has turned over several times. Perez was group CEO from 2021 to 2023 and Elgey led after that. In October 2026 Perez returned and replaced Elgey, and a deputy group CEO was named at the same time. You would join during a fresh transition.</w:t>
+      </w:r>
+      <w:r>
+        <w:rPr>
+          <w:rFonts w:ascii="Calibri" w:cs="Calibri" w:eastAsia="Calibri" w:hAnsi="Calibri"/>
+          <w:color w:val="1A1A1A"/>
+          <w:sz w:val="21"/>
+          <w:szCs w:val="21"/>
+        </w:rPr>
+        <w:t xml:space="preserve"> </w:t>
+      </w:r>
+      <w:hyperlink w:history="1" r:id="rIdonxdolaxmorbi1asam0o_">
+        <w:r>
+          <w:rPr>
+            <w:rFonts w:ascii="Calibri" w:cs="Calibri" w:eastAsia="Calibri" w:hAnsi="Calibri"/>
+            <w:color w:val="1A4D8F"/>
+            <w:sz w:val="17"/>
+            <w:szCs w:val="17"/>
+          </w:rPr>
+          <w:t xml:space="preserve">[1]</w:t>
+        </w:r>
+      </w:hyperlink>
+      <w:r>
+        <w:rPr>
+          <w:rFonts w:ascii="Calibri" w:cs="Calibri" w:eastAsia="Calibri" w:hAnsi="Calibri"/>
+          <w:color w:val="1A1A1A"/>
+          <w:sz w:val="21"/>
+          <w:szCs w:val="21"/>
+        </w:rPr>
+        <w:t xml:space="preserve"> </w:t>
+      </w:r>
+      <w:hyperlink w:history="1" r:id="rIdzfdg926wpv-tykdgdx3w6">
+        <w:r>
+          <w:rPr>
+            <w:rFonts w:ascii="Calibri" w:cs="Calibri" w:eastAsia="Calibri" w:hAnsi="Calibri"/>
+            <w:color w:val="1A4D8F"/>
+            <w:sz w:val="17"/>
+            <w:szCs w:val="17"/>
+          </w:rPr>
+          <w:t xml:space="preserve">[2]</w:t>
+        </w:r>
+      </w:hyperlink>
+      <w:r>
+        <w:rPr>
+          <w:rFonts w:ascii="Calibri" w:cs="Calibri" w:eastAsia="Calibri" w:hAnsi="Calibri"/>
+          <w:color w:val="1A1A1A"/>
+          <w:sz w:val="21"/>
+          <w:szCs w:val="21"/>
+        </w:rPr>
+        <w:t xml:space="preserve"> </w:t>
+      </w:r>
+      <w:hyperlink w:history="1" r:id="rIdsbqozmculhkiknfzmiknr">
+        <w:r>
+          <w:rPr>
+            <w:rFonts w:ascii="Calibri" w:cs="Calibri" w:eastAsia="Calibri" w:hAnsi="Calibri"/>
+            <w:color w:val="1A4D8F"/>
+            <w:sz w:val="17"/>
+            <w:szCs w:val="17"/>
+          </w:rPr>
+          <w:t xml:space="preserve">[3]</w:t>
+        </w:r>
+      </w:hyperlink>
+    </w:p>
+    <w:p>
+      <w:pPr>
+        <w:pStyle w:val="ListParagraph"/>
+        <w:numPr>
+          <w:ilvl w:val="0"/>
+          <w:numId w:val="2"/>
+        </w:numPr>
+        <w:spacing w:after="50" w:line="259"/>
+      </w:pPr>
+      <w:r>
+        <w:rPr>
+          <w:rFonts w:ascii="Calibri" w:cs="Calibri" w:eastAsia="Calibri" w:hAnsi="Calibri"/>
+          <w:color w:val="1A1A1A"/>
+          <w:sz w:val="21"/>
+          <w:szCs w:val="21"/>
+        </w:rPr>
+        <w:t xml:space="preserve">Ratings are mediocre and falling. Overall Glassdoor scores are 3.2 to 3.3, only 51 to 61% would recommend, career opportunities score 2.8 to 3.1, and work-life balance fell 7% in the year to September 2026. Some account and production reviewers report long hours and stressful workloads.</w:t>
+      </w:r>
+      <w:r>
+        <w:rPr>
+          <w:rFonts w:ascii="Calibri" w:cs="Calibri" w:eastAsia="Calibri" w:hAnsi="Calibri"/>
+          <w:color w:val="1A1A1A"/>
+          <w:sz w:val="21"/>
+          <w:szCs w:val="21"/>
+        </w:rPr>
+        <w:t xml:space="preserve"> </w:t>
+      </w:r>
+      <w:hyperlink w:history="1" r:id="rIdeqheaaigw71duxl6wso3j">
+        <w:r>
+          <w:rPr>
+            <w:rFonts w:ascii="Calibri" w:cs="Calibri" w:eastAsia="Calibri" w:hAnsi="Calibri"/>
+            <w:color w:val="1A4D8F"/>
+            <w:sz w:val="17"/>
+            <w:szCs w:val="17"/>
+          </w:rPr>
+          <w:t xml:space="preserve">[1]</w:t>
+        </w:r>
+      </w:hyperlink>
+      <w:r>
+        <w:rPr>
+          <w:rFonts w:ascii="Calibri" w:cs="Calibri" w:eastAsia="Calibri" w:hAnsi="Calibri"/>
+          <w:color w:val="1A1A1A"/>
+          <w:sz w:val="21"/>
+          <w:szCs w:val="21"/>
+        </w:rPr>
+        <w:t xml:space="preserve"> </w:t>
+      </w:r>
+      <w:hyperlink w:history="1" r:id="rIdayfoqef7a5lprewabddck">
+        <w:r>
+          <w:rPr>
+            <w:rFonts w:ascii="Calibri" w:cs="Calibri" w:eastAsia="Calibri" w:hAnsi="Calibri"/>
+            <w:color w:val="1A4D8F"/>
+            <w:sz w:val="17"/>
+            <w:szCs w:val="17"/>
+          </w:rPr>
+          <w:t xml:space="preserve">[2]</w:t>
+        </w:r>
+      </w:hyperlink>
+      <w:r>
+        <w:rPr>
+          <w:rFonts w:ascii="Calibri" w:cs="Calibri" w:eastAsia="Calibri" w:hAnsi="Calibri"/>
+          <w:color w:val="1A1A1A"/>
+          <w:sz w:val="21"/>
+          <w:szCs w:val="21"/>
+        </w:rPr>
+        <w:t xml:space="preserve"> </w:t>
+      </w:r>
+      <w:hyperlink w:history="1" r:id="rIdnmm-iw4hiru7v-a0yrqbu">
+        <w:r>
+          <w:rPr>
+            <w:rFonts w:ascii="Calibri" w:cs="Calibri" w:eastAsia="Calibri" w:hAnsi="Calibri"/>
+            <w:color w:val="1A4D8F"/>
+            <w:sz w:val="17"/>
+            <w:szCs w:val="17"/>
+          </w:rPr>
+          <w:t xml:space="preserve">[3]</w:t>
+        </w:r>
+      </w:hyperlink>
     </w:p>
     <w:p>
       <w:pPr>
@@ -1996,26 +2891,121 @@
           <w:sz w:val="21"/>
           <w:szCs w:val="21"/>
         </w:rPr>
-        <w:t xml:space="preserve">No red flags were found, but none were looked for: layoffs, leadership churn, return-to-office mandates, and pay complaints at HH Global all remain unchecked. Treat this as missing data, not a clean record.</w:t>
-      </w:r>
-    </w:p>
-    <w:p>
-      <w:pPr>
-        <w:pStyle w:val="ListParagraph"/>
-        <w:numPr>
-          <w:ilvl w:val="0"/>
-          <w:numId w:val="2"/>
-        </w:numPr>
-        <w:spacing w:after="50" w:line="259"/>
-      </w:pPr>
-      <w:r>
-        <w:rPr>
-          <w:rFonts w:ascii="Calibri" w:cs="Calibri" w:eastAsia="Calibri" w:hAnsi="Calibri"/>
-          <w:color w:val="1A1A1A"/>
-          <w:sz w:val="21"/>
-          <w:szCs w:val="21"/>
-        </w:rPr>
-        <w:t xml:space="preserve">The ZipRecruiter listing tags a remote, USA-only role as 'Oregon'. That is most likely a placeholder location, but ask whether any state restrictions or travel requirements apply.</w:t>
+        <w:t xml:space="preserve">The CEO changed in October 2026 (Perez back in, Elgey out, new deputy CEO). New leadership often brings restructuring. Ask how the change affects the Google account.</w:t>
+      </w:r>
+    </w:p>
+    <w:p>
+      <w:pPr>
+        <w:pStyle w:val="ListParagraph"/>
+        <w:numPr>
+          <w:ilvl w:val="0"/>
+          <w:numId w:val="2"/>
+        </w:numPr>
+        <w:spacing w:after="50" w:line="259"/>
+      </w:pPr>
+      <w:r>
+        <w:rPr>
+          <w:rFonts w:ascii="Calibri" w:cs="Calibri" w:eastAsia="Calibri" w:hAnsi="Calibri"/>
+          <w:color w:val="1A1A1A"/>
+          <w:sz w:val="21"/>
+          <w:szCs w:val="21"/>
+        </w:rPr>
+        <w:t xml:space="preserve">Reviews tagged with layoffs exist, including one saying a layoff came with no explanation and HR knew two days ahead. Another review says Google can drop whole vendor teams without notice. The role's security depends on the Google contract.</w:t>
+      </w:r>
+    </w:p>
+    <w:p>
+      <w:pPr>
+        <w:pStyle w:val="ListParagraph"/>
+        <w:numPr>
+          <w:ilvl w:val="0"/>
+          <w:numId w:val="2"/>
+        </w:numPr>
+        <w:spacing w:after="50" w:line="259"/>
+      </w:pPr>
+      <w:r>
+        <w:rPr>
+          <w:rFonts w:ascii="Calibri" w:cs="Calibri" w:eastAsia="Calibri" w:hAnsi="Calibri"/>
+          <w:color w:val="1A1A1A"/>
+          <w:sz w:val="21"/>
+          <w:szCs w:val="21"/>
+        </w:rPr>
+        <w:t xml:space="preserve">Bonuses are described as promised every year but not paid, and as 'not guaranteed' because of Google's finances. Get any bonus terms in writing.</w:t>
+      </w:r>
+    </w:p>
+    <w:p>
+      <w:pPr>
+        <w:pStyle w:val="ListParagraph"/>
+        <w:numPr>
+          <w:ilvl w:val="0"/>
+          <w:numId w:val="2"/>
+        </w:numPr>
+        <w:spacing w:after="50" w:line="259"/>
+      </w:pPr>
+      <w:r>
+        <w:rPr>
+          <w:rFonts w:ascii="Calibri" w:cs="Calibri" w:eastAsia="Calibri" w:hAnsi="Calibri"/>
+          <w:color w:val="1A1A1A"/>
+          <w:sz w:val="21"/>
+          <w:szCs w:val="21"/>
+        </w:rPr>
+        <w:t xml:space="preserve">Vendor staff say they get second-class treatment on the Google account: leftover work, limited growth, and reviews filtered through HH Global.</w:t>
+      </w:r>
+    </w:p>
+    <w:p>
+      <w:pPr>
+        <w:pStyle w:val="ListParagraph"/>
+        <w:numPr>
+          <w:ilvl w:val="0"/>
+          <w:numId w:val="2"/>
+        </w:numPr>
+        <w:spacing w:after="50" w:line="259"/>
+      </w:pPr>
+      <w:r>
+        <w:rPr>
+          <w:rFonts w:ascii="Calibri" w:cs="Calibri" w:eastAsia="Calibri" w:hAnsi="Calibri"/>
+          <w:color w:val="1A1A1A"/>
+          <w:sz w:val="21"/>
+          <w:szCs w:val="21"/>
+        </w:rPr>
+        <w:t xml:space="preserve">Several Glassdoor review titles are harsh ('most toxic corporate culture,' 'horrible company, unethical,' 'avoid'). Dates vary and some are old.</w:t>
+      </w:r>
+    </w:p>
+    <w:p>
+      <w:pPr>
+        <w:pStyle w:val="ListParagraph"/>
+        <w:numPr>
+          <w:ilvl w:val="0"/>
+          <w:numId w:val="2"/>
+        </w:numPr>
+        <w:spacing w:after="50" w:line="259"/>
+      </w:pPr>
+      <w:r>
+        <w:rPr>
+          <w:rFonts w:ascii="Calibri" w:cs="Calibri" w:eastAsia="Calibri" w:hAnsi="Calibri"/>
+          <w:color w:val="1A1A1A"/>
+          <w:sz w:val="21"/>
+          <w:szCs w:val="21"/>
+        </w:rPr>
+        <w:t xml:space="preserve">A July 2024 headline said Blackstone was weighing a sale of its stake. It is unverified, but an ownership change is possible.</w:t>
+      </w:r>
+    </w:p>
+    <w:p>
+      <w:pPr>
+        <w:pStyle w:val="ListParagraph"/>
+        <w:numPr>
+          <w:ilvl w:val="0"/>
+          <w:numId w:val="2"/>
+        </w:numPr>
+        <w:spacing w:after="50" w:line="259"/>
+      </w:pPr>
+      <w:r>
+        <w:rPr>
+          <w:rFonts w:ascii="Calibri" w:cs="Calibri" w:eastAsia="Calibri" w:hAnsi="Calibri"/>
+          <w:color w:val="1A1A1A"/>
+          <w:sz w:val="21"/>
+          <w:szCs w:val="21"/>
+        </w:rPr>
+        <w:t xml:space="preserve">The sample is thin. Few reviews are specific to Google or creative work, and the searches returned no Reddit threads.</w:t>
       </w:r>
     </w:p>
     <w:p>
@@ -2045,7 +3035,7 @@
           <w:sz w:val="21"/>
           <w:szCs w:val="21"/>
         </w:rPr>
-        <w:t xml:space="preserve">This run has nothing usable on what it is like to work at HH Global. The web search limit ran out and the Indeed connector was down, so there are no Glassdoor, Indeed, or Reddit findings. To get a real read, send a follow-up message to rerun the search with a fresh limit, or raise CLAUDE_CODE_MAX_WEB_SEARCHES_PER_SESSION. The confirmed facts are that the role is remote, full-time, and starts at $140,000. Until reviews are checked, ask the recruiter these questions: What is the full salary range and bonus structure? Have there been layoffs or reorganizations in the last 12 to 18 months, including any left over from the InnerWorkings merger? Is the role embedded with one client, and what happens to it if that contract ends? Is the job remote for good, or is there a return-to-office or travel expectation? How long has the hiring manager been in the role, and why is this position open? How big is the creative operations team, and what tools does it use?</w:t>
+        <w:t xml:space="preserve">HH Global looks like a middling employer (about 3.2 to 3.4 out of 5 across Glassdoor and Indeed), and the Google-account roles have known trade-offs. The good: remote flexibility, decent benefits, supportive teammates, and the chance to work on Google projects. The bad: you would be vendor staff, not a Google employee, with reported limits on growth, bonuses that may not be paid, raises close to inflation, and job security tied to Google's contract. Add recurring management complaints and an October 2026 CEO change. The evidence is company-wide, with only a handful of Google-account reviews and none clearly from creative operations, so treat it as a rough signal. In interviews, ask about the length and renewal of the Google contract, bonus terms in writing, how performance reviews work between HH Global and Google, the growth path, and whether the CEO change will mean restructuring.</w:t>
       </w:r>
     </w:p>
     <w:p>
@@ -2076,7 +3066,7 @@
         </w:numPr>
         <w:spacing w:after="50" w:line="259"/>
       </w:pPr>
-      <w:hyperlink w:history="1" r:id="rIdxxgpmipivzc9qg4_ieofj">
+      <w:hyperlink w:history="1" r:id="rIdai4tftdrts2oh39wrnjle">
         <w:r>
           <w:rPr>
             <w:rFonts w:ascii="Calibri" w:cs="Calibri" w:eastAsia="Calibri" w:hAnsi="Calibri"/>
@@ -2085,7 +3075,7 @@
             <w:szCs w:val="21"/>
             <w:u w:val="single"/>
           </w:rPr>
-          <w:t xml:space="preserve">ZipRecruiter search: HH Global Creative Operations Manager (remote, $140,000 minimum, posted 15 days ago)</w:t>
+          <w:t xml:space="preserve">Glassdoor - HH Global Reviews (514)</w:t>
         </w:r>
       </w:hyperlink>
       <w:r>
@@ -2095,7 +3085,875 @@
           <w:sz w:val="17"/>
           <w:szCs w:val="17"/>
         </w:rPr>
-        <w:t xml:space="preserve">  https://www.ziprecruiter.com/jobs-search?search=HH+Global+Creative+Operations+Manager&amp;location=United+States&amp;refine_by_location_type=only_remote&amp;tsid=100000502</w:t>
+        <w:t xml:space="preserve">  https://www.glassdoor.com/Reviews/HH-Global-Reviews-E408242.htm</w:t>
+      </w:r>
+    </w:p>
+    <w:p>
+      <w:pPr>
+        <w:pStyle w:val="ListParagraph"/>
+        <w:numPr>
+          <w:ilvl w:val="0"/>
+          <w:numId w:val="3"/>
+        </w:numPr>
+        <w:spacing w:after="50" w:line="259"/>
+      </w:pPr>
+      <w:hyperlink w:history="1" r:id="rIdj3l57pknkdmo4u-5wqm-d">
+        <w:r>
+          <w:rPr>
+            <w:rFonts w:ascii="Calibri" w:cs="Calibri" w:eastAsia="Calibri" w:hAnsi="Calibri"/>
+            <w:color w:val="1A4D8F"/>
+            <w:sz w:val="21"/>
+            <w:szCs w:val="21"/>
+            <w:u w:val="single"/>
+          </w:rPr>
+          <w:t xml:space="preserve">Glassdoor - HH Global Reviews page 5 (work-life balance snapshot)</w:t>
+        </w:r>
+      </w:hyperlink>
+      <w:r>
+        <w:rPr>
+          <w:rFonts w:ascii="Calibri" w:cs="Calibri" w:eastAsia="Calibri" w:hAnsi="Calibri"/>
+          <w:color w:val="777777"/>
+          <w:sz w:val="17"/>
+          <w:szCs w:val="17"/>
+        </w:rPr>
+        <w:t xml:space="preserve">  https://www.glassdoor.com/Reviews/HH-Global-Reviews-E408242_P5.htm</w:t>
+      </w:r>
+    </w:p>
+    <w:p>
+      <w:pPr>
+        <w:pStyle w:val="ListParagraph"/>
+        <w:numPr>
+          <w:ilvl w:val="0"/>
+          <w:numId w:val="3"/>
+        </w:numPr>
+        <w:spacing w:after="50" w:line="259"/>
+      </w:pPr>
+      <w:hyperlink w:history="1" r:id="rIdazetwts8gpgxkrlmv22aj">
+        <w:r>
+          <w:rPr>
+            <w:rFonts w:ascii="Calibri" w:cs="Calibri" w:eastAsia="Calibri" w:hAnsi="Calibri"/>
+            <w:color w:val="1A4D8F"/>
+            <w:sz w:val="21"/>
+            <w:szCs w:val="21"/>
+            <w:u w:val="single"/>
+          </w:rPr>
+          <w:t xml:space="preserve">Glassdoor - Working at HH Global overview</w:t>
+        </w:r>
+      </w:hyperlink>
+      <w:r>
+        <w:rPr>
+          <w:rFonts w:ascii="Calibri" w:cs="Calibri" w:eastAsia="Calibri" w:hAnsi="Calibri"/>
+          <w:color w:val="777777"/>
+          <w:sz w:val="17"/>
+          <w:szCs w:val="17"/>
+        </w:rPr>
+        <w:t xml:space="preserve">  https://www.glassdoor.com/Overview/Working-at-HH-Global-EI_IE408242.11,20.htm</w:t>
+      </w:r>
+    </w:p>
+    <w:p>
+      <w:pPr>
+        <w:pStyle w:val="ListParagraph"/>
+        <w:numPr>
+          <w:ilvl w:val="0"/>
+          <w:numId w:val="3"/>
+        </w:numPr>
+        <w:spacing w:after="50" w:line="259"/>
+      </w:pPr>
+      <w:hyperlink w:history="1" r:id="rIdmzvwfpndkueqkdsgpq0bx">
+        <w:r>
+          <w:rPr>
+            <w:rFonts w:ascii="Calibri" w:cs="Calibri" w:eastAsia="Calibri" w:hAnsi="Calibri"/>
+            <w:color w:val="1A4D8F"/>
+            <w:sz w:val="21"/>
+            <w:szCs w:val="21"/>
+            <w:u w:val="single"/>
+          </w:rPr>
+          <w:t xml:space="preserve">Glassdoor - HH Global 'Great team to work with' review</w:t>
+        </w:r>
+      </w:hyperlink>
+      <w:r>
+        <w:rPr>
+          <w:rFonts w:ascii="Calibri" w:cs="Calibri" w:eastAsia="Calibri" w:hAnsi="Calibri"/>
+          <w:color w:val="777777"/>
+          <w:sz w:val="17"/>
+          <w:szCs w:val="17"/>
+        </w:rPr>
+        <w:t xml:space="preserve">  https://www.glassdoor.com/Reviews/Employee-Review-HH-Global-RVW89192515.htm</w:t>
+      </w:r>
+    </w:p>
+    <w:p>
+      <w:pPr>
+        <w:pStyle w:val="ListParagraph"/>
+        <w:numPr>
+          <w:ilvl w:val="0"/>
+          <w:numId w:val="3"/>
+        </w:numPr>
+        <w:spacing w:after="50" w:line="259"/>
+      </w:pPr>
+      <w:hyperlink w:history="1" r:id="rIdb-fisp_tvqygetnrcugcj">
+        <w:r>
+          <w:rPr>
+            <w:rFonts w:ascii="Calibri" w:cs="Calibri" w:eastAsia="Calibri" w:hAnsi="Calibri"/>
+            <w:color w:val="1A4D8F"/>
+            <w:sz w:val="21"/>
+            <w:szCs w:val="21"/>
+            <w:u w:val="single"/>
+          </w:rPr>
+          <w:t xml:space="preserve">Glassdoor - HH Global 'Marketing Manager as contractor for Google' review</w:t>
+        </w:r>
+      </w:hyperlink>
+      <w:r>
+        <w:rPr>
+          <w:rFonts w:ascii="Calibri" w:cs="Calibri" w:eastAsia="Calibri" w:hAnsi="Calibri"/>
+          <w:color w:val="777777"/>
+          <w:sz w:val="17"/>
+          <w:szCs w:val="17"/>
+        </w:rPr>
+        <w:t xml:space="preserve">  https://www.glassdoor.com/Reviews/Employee-Review-HH-Global-E408242-RVW87980828.htm</w:t>
+      </w:r>
+    </w:p>
+    <w:p>
+      <w:pPr>
+        <w:pStyle w:val="ListParagraph"/>
+        <w:numPr>
+          <w:ilvl w:val="0"/>
+          <w:numId w:val="3"/>
+        </w:numPr>
+        <w:spacing w:after="50" w:line="259"/>
+      </w:pPr>
+      <w:hyperlink w:history="1" r:id="rId_azlogsjhmuae5yi1xx8h">
+        <w:r>
+          <w:rPr>
+            <w:rFonts w:ascii="Calibri" w:cs="Calibri" w:eastAsia="Calibri" w:hAnsi="Calibri"/>
+            <w:color w:val="1A4D8F"/>
+            <w:sz w:val="21"/>
+            <w:szCs w:val="21"/>
+            <w:u w:val="single"/>
+          </w:rPr>
+          <w:t xml:space="preserve">Glassdoor - HH Global 'Good and Bad' review</w:t>
+        </w:r>
+      </w:hyperlink>
+      <w:r>
+        <w:rPr>
+          <w:rFonts w:ascii="Calibri" w:cs="Calibri" w:eastAsia="Calibri" w:hAnsi="Calibri"/>
+          <w:color w:val="777777"/>
+          <w:sz w:val="17"/>
+          <w:szCs w:val="17"/>
+        </w:rPr>
+        <w:t xml:space="preserve">  https://www.glassdoor.com/Reviews/Employee-Review-HH-Global-E408242-RVW97193442.htm</w:t>
+      </w:r>
+    </w:p>
+    <w:p>
+      <w:pPr>
+        <w:pStyle w:val="ListParagraph"/>
+        <w:numPr>
+          <w:ilvl w:val="0"/>
+          <w:numId w:val="3"/>
+        </w:numPr>
+        <w:spacing w:after="50" w:line="259"/>
+      </w:pPr>
+      <w:hyperlink w:history="1" r:id="rIdjoomy-alb1k3wmblk9wis">
+        <w:r>
+          <w:rPr>
+            <w:rFonts w:ascii="Calibri" w:cs="Calibri" w:eastAsia="Calibri" w:hAnsi="Calibri"/>
+            <w:color w:val="1A4D8F"/>
+            <w:sz w:val="21"/>
+            <w:szCs w:val="21"/>
+            <w:u w:val="single"/>
+          </w:rPr>
+          <w:t xml:space="preserve">Glassdoor - HH Global 'Worst experience at work - avoid!' review</w:t>
+        </w:r>
+      </w:hyperlink>
+      <w:r>
+        <w:rPr>
+          <w:rFonts w:ascii="Calibri" w:cs="Calibri" w:eastAsia="Calibri" w:hAnsi="Calibri"/>
+          <w:color w:val="777777"/>
+          <w:sz w:val="17"/>
+          <w:szCs w:val="17"/>
+        </w:rPr>
+        <w:t xml:space="preserve">  https://www.glassdoor.com/Reviews/Employee-Review-HH-Global-E408242-RVW92026613.htm</w:t>
+      </w:r>
+    </w:p>
+    <w:p>
+      <w:pPr>
+        <w:pStyle w:val="ListParagraph"/>
+        <w:numPr>
+          <w:ilvl w:val="0"/>
+          <w:numId w:val="3"/>
+        </w:numPr>
+        <w:spacing w:after="50" w:line="259"/>
+      </w:pPr>
+      <w:hyperlink w:history="1" r:id="rIdkm6s4yehuds2dduzpyrkc">
+        <w:r>
+          <w:rPr>
+            <w:rFonts w:ascii="Calibri" w:cs="Calibri" w:eastAsia="Calibri" w:hAnsi="Calibri"/>
+            <w:color w:val="1A4D8F"/>
+            <w:sz w:val="21"/>
+            <w:szCs w:val="21"/>
+            <w:u w:val="single"/>
+          </w:rPr>
+          <w:t xml:space="preserve">Glassdoor - HH Global 'most toxic corporate culture' review</w:t>
+        </w:r>
+      </w:hyperlink>
+      <w:r>
+        <w:rPr>
+          <w:rFonts w:ascii="Calibri" w:cs="Calibri" w:eastAsia="Calibri" w:hAnsi="Calibri"/>
+          <w:color w:val="777777"/>
+          <w:sz w:val="17"/>
+          <w:szCs w:val="17"/>
+        </w:rPr>
+        <w:t xml:space="preserve">  https://www.glassdoor.com/Reviews/Employee-Review-HH-Global-RVW28430633.htm</w:t>
+      </w:r>
+    </w:p>
+    <w:p>
+      <w:pPr>
+        <w:pStyle w:val="ListParagraph"/>
+        <w:numPr>
+          <w:ilvl w:val="0"/>
+          <w:numId w:val="3"/>
+        </w:numPr>
+        <w:spacing w:after="50" w:line="259"/>
+      </w:pPr>
+      <w:hyperlink w:history="1" r:id="rIdvxdavhoznpbhhbjymsfmi">
+        <w:r>
+          <w:rPr>
+            <w:rFonts w:ascii="Calibri" w:cs="Calibri" w:eastAsia="Calibri" w:hAnsi="Calibri"/>
+            <w:color w:val="1A4D8F"/>
+            <w:sz w:val="21"/>
+            <w:szCs w:val="21"/>
+            <w:u w:val="single"/>
+          </w:rPr>
+          <w:t xml:space="preserve">Glassdoor - HH Global 'Lots of Layoffs' review</w:t>
+        </w:r>
+      </w:hyperlink>
+      <w:r>
+        <w:rPr>
+          <w:rFonts w:ascii="Calibri" w:cs="Calibri" w:eastAsia="Calibri" w:hAnsi="Calibri"/>
+          <w:color w:val="777777"/>
+          <w:sz w:val="17"/>
+          <w:szCs w:val="17"/>
+        </w:rPr>
+        <w:t xml:space="preserve">  https://www.glassdoor.com/Reviews/Employee-Review-HH-Global-E408242-RVW44152837.htm</w:t>
+      </w:r>
+    </w:p>
+    <w:p>
+      <w:pPr>
+        <w:pStyle w:val="ListParagraph"/>
+        <w:numPr>
+          <w:ilvl w:val="0"/>
+          <w:numId w:val="3"/>
+        </w:numPr>
+        <w:spacing w:after="50" w:line="259"/>
+      </w:pPr>
+      <w:hyperlink w:history="1" r:id="rIdzlzpqcfp_38r0jyrw2rm5">
+        <w:r>
+          <w:rPr>
+            <w:rFonts w:ascii="Calibri" w:cs="Calibri" w:eastAsia="Calibri" w:hAnsi="Calibri"/>
+            <w:color w:val="1A4D8F"/>
+            <w:sz w:val="21"/>
+            <w:szCs w:val="21"/>
+            <w:u w:val="single"/>
+          </w:rPr>
+          <w:t xml:space="preserve">Glassdoor - HH Global layoff-tagged reviews</w:t>
+        </w:r>
+      </w:hyperlink>
+      <w:r>
+        <w:rPr>
+          <w:rFonts w:ascii="Calibri" w:cs="Calibri" w:eastAsia="Calibri" w:hAnsi="Calibri"/>
+          <w:color w:val="777777"/>
+          <w:sz w:val="17"/>
+          <w:szCs w:val="17"/>
+        </w:rPr>
+        <w:t xml:space="preserve">  https://www.glassdoor.com/Reviews/HH-Global-layoff-Reviews-EI_IE408242.0,9_KH10,16.htm</w:t>
+      </w:r>
+    </w:p>
+    <w:p>
+      <w:pPr>
+        <w:pStyle w:val="ListParagraph"/>
+        <w:numPr>
+          <w:ilvl w:val="0"/>
+          <w:numId w:val="3"/>
+        </w:numPr>
+        <w:spacing w:after="50" w:line="259"/>
+      </w:pPr>
+      <w:hyperlink w:history="1" r:id="rIdbdp7qeuirdaipmvtj3hai">
+        <w:r>
+          <w:rPr>
+            <w:rFonts w:ascii="Calibri" w:cs="Calibri" w:eastAsia="Calibri" w:hAnsi="Calibri"/>
+            <w:color w:val="1A4D8F"/>
+            <w:sz w:val="21"/>
+            <w:szCs w:val="21"/>
+            <w:u w:val="single"/>
+          </w:rPr>
+          <w:t xml:space="preserve">Glassdoor - HH Global 'hhg' reviews</w:t>
+        </w:r>
+      </w:hyperlink>
+      <w:r>
+        <w:rPr>
+          <w:rFonts w:ascii="Calibri" w:cs="Calibri" w:eastAsia="Calibri" w:hAnsi="Calibri"/>
+          <w:color w:val="777777"/>
+          <w:sz w:val="17"/>
+          <w:szCs w:val="17"/>
+        </w:rPr>
+        <w:t xml:space="preserve">  https://www.glassdoor.com/Reviews/HH-Global-hhg-Reviews-EI_IE408242.0,9_KH10,13.htm</w:t>
+      </w:r>
+    </w:p>
+    <w:p>
+      <w:pPr>
+        <w:pStyle w:val="ListParagraph"/>
+        <w:numPr>
+          <w:ilvl w:val="0"/>
+          <w:numId w:val="3"/>
+        </w:numPr>
+        <w:spacing w:after="50" w:line="259"/>
+      </w:pPr>
+      <w:hyperlink w:history="1" r:id="rIdq3lu76tmdlle_qrvvyiit">
+        <w:r>
+          <w:rPr>
+            <w:rFonts w:ascii="Calibri" w:cs="Calibri" w:eastAsia="Calibri" w:hAnsi="Calibri"/>
+            <w:color w:val="1A4D8F"/>
+            <w:sz w:val="21"/>
+            <w:szCs w:val="21"/>
+            <w:u w:val="single"/>
+          </w:rPr>
+          <w:t xml:space="preserve">Glassdoor - HH Global bonus reviews</w:t>
+        </w:r>
+      </w:hyperlink>
+      <w:r>
+        <w:rPr>
+          <w:rFonts w:ascii="Calibri" w:cs="Calibri" w:eastAsia="Calibri" w:hAnsi="Calibri"/>
+          <w:color w:val="777777"/>
+          <w:sz w:val="17"/>
+          <w:szCs w:val="17"/>
+        </w:rPr>
+        <w:t xml:space="preserve">  https://www.glassdoor.com/Reviews/HH-Global-bonus-Reviews-EI_IE408242.0,9_KH10,15.htm</w:t>
+      </w:r>
+    </w:p>
+    <w:p>
+      <w:pPr>
+        <w:pStyle w:val="ListParagraph"/>
+        <w:numPr>
+          <w:ilvl w:val="0"/>
+          <w:numId w:val="3"/>
+        </w:numPr>
+        <w:spacing w:after="50" w:line="259"/>
+      </w:pPr>
+      <w:hyperlink w:history="1" r:id="rIdxonvhhtwwliggjdypmx70">
+        <w:r>
+          <w:rPr>
+            <w:rFonts w:ascii="Calibri" w:cs="Calibri" w:eastAsia="Calibri" w:hAnsi="Calibri"/>
+            <w:color w:val="1A4D8F"/>
+            <w:sz w:val="21"/>
+            <w:szCs w:val="21"/>
+            <w:u w:val="single"/>
+          </w:rPr>
+          <w:t xml:space="preserve">Glassdoor - HH Global culture reviews</w:t>
+        </w:r>
+      </w:hyperlink>
+      <w:r>
+        <w:rPr>
+          <w:rFonts w:ascii="Calibri" w:cs="Calibri" w:eastAsia="Calibri" w:hAnsi="Calibri"/>
+          <w:color w:val="777777"/>
+          <w:sz w:val="17"/>
+          <w:szCs w:val="17"/>
+        </w:rPr>
+        <w:t xml:space="preserve">  https://www.glassdoor.com/Reviews/HH-Global-culture-Reviews-EI_IE408242.0,9_KH10,17.htm</w:t>
+      </w:r>
+    </w:p>
+    <w:p>
+      <w:pPr>
+        <w:pStyle w:val="ListParagraph"/>
+        <w:numPr>
+          <w:ilvl w:val="0"/>
+          <w:numId w:val="3"/>
+        </w:numPr>
+        <w:spacing w:after="50" w:line="259"/>
+      </w:pPr>
+      <w:hyperlink w:history="1" r:id="rIdvoyacefts-oelya9ydqgy">
+        <w:r>
+          <w:rPr>
+            <w:rFonts w:ascii="Calibri" w:cs="Calibri" w:eastAsia="Calibri" w:hAnsi="Calibri"/>
+            <w:color w:val="1A4D8F"/>
+            <w:sz w:val="21"/>
+            <w:szCs w:val="21"/>
+            <w:u w:val="single"/>
+          </w:rPr>
+          <w:t xml:space="preserve">Indeed - HH Global (US)</w:t>
+        </w:r>
+      </w:hyperlink>
+      <w:r>
+        <w:rPr>
+          <w:rFonts w:ascii="Calibri" w:cs="Calibri" w:eastAsia="Calibri" w:hAnsi="Calibri"/>
+          <w:color w:val="777777"/>
+          <w:sz w:val="17"/>
+          <w:szCs w:val="17"/>
+        </w:rPr>
+        <w:t xml:space="preserve">  https://www.indeed.com/cmp/HH-Global</w:t>
+      </w:r>
+    </w:p>
+    <w:p>
+      <w:pPr>
+        <w:pStyle w:val="ListParagraph"/>
+        <w:numPr>
+          <w:ilvl w:val="0"/>
+          <w:numId w:val="3"/>
+        </w:numPr>
+        <w:spacing w:after="50" w:line="259"/>
+      </w:pPr>
+      <w:hyperlink w:history="1" r:id="rIdyetw-7srl4nrjxmfrbrwk">
+        <w:r>
+          <w:rPr>
+            <w:rFonts w:ascii="Calibri" w:cs="Calibri" w:eastAsia="Calibri" w:hAnsi="Calibri"/>
+            <w:color w:val="1A4D8F"/>
+            <w:sz w:val="21"/>
+            <w:szCs w:val="21"/>
+            <w:u w:val="single"/>
+          </w:rPr>
+          <w:t xml:space="preserve">Indeed - HH Global (US, alternate URL)</w:t>
+        </w:r>
+      </w:hyperlink>
+      <w:r>
+        <w:rPr>
+          <w:rFonts w:ascii="Calibri" w:cs="Calibri" w:eastAsia="Calibri" w:hAnsi="Calibri"/>
+          <w:color w:val="777777"/>
+          <w:sz w:val="17"/>
+          <w:szCs w:val="17"/>
+        </w:rPr>
+        <w:t xml:space="preserve">  https://indeed.com/cmp/Hh-Global</w:t>
+      </w:r>
+    </w:p>
+    <w:p>
+      <w:pPr>
+        <w:pStyle w:val="ListParagraph"/>
+        <w:numPr>
+          <w:ilvl w:val="0"/>
+          <w:numId w:val="3"/>
+        </w:numPr>
+        <w:spacing w:after="50" w:line="259"/>
+      </w:pPr>
+      <w:hyperlink w:history="1" r:id="rIdsvg0fce8rrhahmkqxw6b2">
+        <w:r>
+          <w:rPr>
+            <w:rFonts w:ascii="Calibri" w:cs="Calibri" w:eastAsia="Calibri" w:hAnsi="Calibri"/>
+            <w:color w:val="1A4D8F"/>
+            <w:sz w:val="21"/>
+            <w:szCs w:val="21"/>
+            <w:u w:val="single"/>
+          </w:rPr>
+          <w:t xml:space="preserve">Indeed - HH Global (India)</w:t>
+        </w:r>
+      </w:hyperlink>
+      <w:r>
+        <w:rPr>
+          <w:rFonts w:ascii="Calibri" w:cs="Calibri" w:eastAsia="Calibri" w:hAnsi="Calibri"/>
+          <w:color w:val="777777"/>
+          <w:sz w:val="17"/>
+          <w:szCs w:val="17"/>
+        </w:rPr>
+        <w:t xml:space="preserve">  https://in.indeed.com/cmp/Hh-Global</w:t>
+      </w:r>
+    </w:p>
+    <w:p>
+      <w:pPr>
+        <w:pStyle w:val="ListParagraph"/>
+        <w:numPr>
+          <w:ilvl w:val="0"/>
+          <w:numId w:val="3"/>
+        </w:numPr>
+        <w:spacing w:after="50" w:line="259"/>
+      </w:pPr>
+      <w:hyperlink w:history="1" r:id="rId1rcj5xcwemztqg2ovux2o">
+        <w:r>
+          <w:rPr>
+            <w:rFonts w:ascii="Calibri" w:cs="Calibri" w:eastAsia="Calibri" w:hAnsi="Calibri"/>
+            <w:color w:val="1A4D8F"/>
+            <w:sz w:val="21"/>
+            <w:szCs w:val="21"/>
+            <w:u w:val="single"/>
+          </w:rPr>
+          <w:t xml:space="preserve">AmbitionBox - HH Global salaries</w:t>
+        </w:r>
+      </w:hyperlink>
+      <w:r>
+        <w:rPr>
+          <w:rFonts w:ascii="Calibri" w:cs="Calibri" w:eastAsia="Calibri" w:hAnsi="Calibri"/>
+          <w:color w:val="777777"/>
+          <w:sz w:val="17"/>
+          <w:szCs w:val="17"/>
+        </w:rPr>
+        <w:t xml:space="preserve">  https://www.ambitionbox.com/salaries/hh-global-salaries?page=4</w:t>
+      </w:r>
+    </w:p>
+    <w:p>
+      <w:pPr>
+        <w:pStyle w:val="ListParagraph"/>
+        <w:numPr>
+          <w:ilvl w:val="0"/>
+          <w:numId w:val="3"/>
+        </w:numPr>
+        <w:spacing w:after="50" w:line="259"/>
+      </w:pPr>
+      <w:hyperlink w:history="1" r:id="rId0mycidhhedmmhxottayvj">
+        <w:r>
+          <w:rPr>
+            <w:rFonts w:ascii="Calibri" w:cs="Calibri" w:eastAsia="Calibri" w:hAnsi="Calibri"/>
+            <w:color w:val="1A4D8F"/>
+            <w:sz w:val="21"/>
+            <w:szCs w:val="21"/>
+            <w:u w:val="single"/>
+          </w:rPr>
+          <w:t xml:space="preserve">Blind - Working for Google through vendor</w:t>
+        </w:r>
+      </w:hyperlink>
+      <w:r>
+        <w:rPr>
+          <w:rFonts w:ascii="Calibri" w:cs="Calibri" w:eastAsia="Calibri" w:hAnsi="Calibri"/>
+          <w:color w:val="777777"/>
+          <w:sz w:val="17"/>
+          <w:szCs w:val="17"/>
+        </w:rPr>
+        <w:t xml:space="preserve">  https://www.teamblind.com/post/working-for-google-through-vendor-q00urgws</w:t>
+      </w:r>
+    </w:p>
+    <w:p>
+      <w:pPr>
+        <w:pStyle w:val="ListParagraph"/>
+        <w:numPr>
+          <w:ilvl w:val="0"/>
+          <w:numId w:val="3"/>
+        </w:numPr>
+        <w:spacing w:after="50" w:line="259"/>
+      </w:pPr>
+      <w:hyperlink w:history="1" r:id="rId6p2ahxnu2hxdtdpgxpfh0">
+        <w:r>
+          <w:rPr>
+            <w:rFonts w:ascii="Calibri" w:cs="Calibri" w:eastAsia="Calibri" w:hAnsi="Calibri"/>
+            <w:color w:val="1A4D8F"/>
+            <w:sz w:val="21"/>
+            <w:szCs w:val="21"/>
+            <w:u w:val="single"/>
+          </w:rPr>
+          <w:t xml:space="preserve">Blind - Contracting companies for Google roles</w:t>
+        </w:r>
+      </w:hyperlink>
+      <w:r>
+        <w:rPr>
+          <w:rFonts w:ascii="Calibri" w:cs="Calibri" w:eastAsia="Calibri" w:hAnsi="Calibri"/>
+          <w:color w:val="777777"/>
+          <w:sz w:val="17"/>
+          <w:szCs w:val="17"/>
+        </w:rPr>
+        <w:t xml:space="preserve">  https://www.teamblind.com/post/contracting-companies-for-google-roles-ntrlx3fk</w:t>
+      </w:r>
+    </w:p>
+    <w:p>
+      <w:pPr>
+        <w:pStyle w:val="ListParagraph"/>
+        <w:numPr>
+          <w:ilvl w:val="0"/>
+          <w:numId w:val="3"/>
+        </w:numPr>
+        <w:spacing w:after="50" w:line="259"/>
+      </w:pPr>
+      <w:hyperlink w:history="1" r:id="rIdnxnto8chlp8rff6hs0_f0">
+        <w:r>
+          <w:rPr>
+            <w:rFonts w:ascii="Calibri" w:cs="Calibri" w:eastAsia="Calibri" w:hAnsi="Calibri"/>
+            <w:color w:val="1A4D8F"/>
+            <w:sz w:val="21"/>
+            <w:szCs w:val="21"/>
+            <w:u w:val="single"/>
+          </w:rPr>
+          <w:t xml:space="preserve">ASI - Mike Perez returns to group CEO role at HH Global (Oct 2026)</w:t>
+        </w:r>
+      </w:hyperlink>
+      <w:r>
+        <w:rPr>
+          <w:rFonts w:ascii="Calibri" w:cs="Calibri" w:eastAsia="Calibri" w:hAnsi="Calibri"/>
+          <w:color w:val="777777"/>
+          <w:sz w:val="17"/>
+          <w:szCs w:val="17"/>
+        </w:rPr>
+        <w:t xml:space="preserve">  https://members.asicentral.com/news/industry-news/october-2026/mike-perez-returns-to-group-ceo-role-at-hh-global/</w:t>
+      </w:r>
+    </w:p>
+    <w:p>
+      <w:pPr>
+        <w:pStyle w:val="ListParagraph"/>
+        <w:numPr>
+          <w:ilvl w:val="0"/>
+          <w:numId w:val="3"/>
+        </w:numPr>
+        <w:spacing w:after="50" w:line="259"/>
+      </w:pPr>
+      <w:hyperlink w:history="1" r:id="rIdfflc-errevbo4zhowlxtr">
+        <w:r>
+          <w:rPr>
+            <w:rFonts w:ascii="Calibri" w:cs="Calibri" w:eastAsia="Calibri" w:hAnsi="Calibri"/>
+            <w:color w:val="1A4D8F"/>
+            <w:sz w:val="21"/>
+            <w:szCs w:val="21"/>
+            <w:u w:val="single"/>
+          </w:rPr>
+          <w:t xml:space="preserve">PrintWeek - Change at the top of HH Global</w:t>
+        </w:r>
+      </w:hyperlink>
+      <w:r>
+        <w:rPr>
+          <w:rFonts w:ascii="Calibri" w:cs="Calibri" w:eastAsia="Calibri" w:hAnsi="Calibri"/>
+          <w:color w:val="777777"/>
+          <w:sz w:val="17"/>
+          <w:szCs w:val="17"/>
+        </w:rPr>
+        <w:t xml:space="preserve">  https://www.printweek.com/articles/change-at-the-top-of-hh-global</w:t>
+      </w:r>
+    </w:p>
+    <w:p>
+      <w:pPr>
+        <w:pStyle w:val="ListParagraph"/>
+        <w:numPr>
+          <w:ilvl w:val="0"/>
+          <w:numId w:val="3"/>
+        </w:numPr>
+        <w:spacing w:after="50" w:line="259"/>
+      </w:pPr>
+      <w:hyperlink w:history="1" r:id="rIdvpcukthng7khtdkqbjchs">
+        <w:r>
+          <w:rPr>
+            <w:rFonts w:ascii="Calibri" w:cs="Calibri" w:eastAsia="Calibri" w:hAnsi="Calibri"/>
+            <w:color w:val="1A4D8F"/>
+            <w:sz w:val="21"/>
+            <w:szCs w:val="21"/>
+            <w:u w:val="single"/>
+          </w:rPr>
+          <w:t xml:space="preserve">HH Global - Announcing new leadership appointments</w:t>
+        </w:r>
+      </w:hyperlink>
+      <w:r>
+        <w:rPr>
+          <w:rFonts w:ascii="Calibri" w:cs="Calibri" w:eastAsia="Calibri" w:hAnsi="Calibri"/>
+          <w:color w:val="777777"/>
+          <w:sz w:val="17"/>
+          <w:szCs w:val="17"/>
+        </w:rPr>
+        <w:t xml:space="preserve">  https://www.hhglobal.com/news/announcing-new-leadership-appointments-at-hh-global/</w:t>
+      </w:r>
+    </w:p>
+    <w:p>
+      <w:pPr>
+        <w:pStyle w:val="ListParagraph"/>
+        <w:numPr>
+          <w:ilvl w:val="0"/>
+          <w:numId w:val="3"/>
+        </w:numPr>
+        <w:spacing w:after="50" w:line="259"/>
+      </w:pPr>
+      <w:hyperlink w:history="1" r:id="rIdjcbxwq0mc9c0mqaeui8q6">
+        <w:r>
+          <w:rPr>
+            <w:rFonts w:ascii="Calibri" w:cs="Calibri" w:eastAsia="Calibri" w:hAnsi="Calibri"/>
+            <w:color w:val="1A4D8F"/>
+            <w:sz w:val="21"/>
+            <w:szCs w:val="21"/>
+            <w:u w:val="single"/>
+          </w:rPr>
+          <w:t xml:space="preserve">Blackstone - £100m minority investment in HH Global</w:t>
+        </w:r>
+      </w:hyperlink>
+      <w:r>
+        <w:rPr>
+          <w:rFonts w:ascii="Calibri" w:cs="Calibri" w:eastAsia="Calibri" w:hAnsi="Calibri"/>
+          <w:color w:val="777777"/>
+          <w:sz w:val="17"/>
+          <w:szCs w:val="17"/>
+        </w:rPr>
+        <w:t xml:space="preserve">  https://www.blackstone.com/news/press/hh-global-announces-agreement-by-blackstone-to-make-a-100m-strategic-minority-equity-investment/</w:t>
+      </w:r>
+    </w:p>
+    <w:p>
+      <w:pPr>
+        <w:pStyle w:val="ListParagraph"/>
+        <w:numPr>
+          <w:ilvl w:val="0"/>
+          <w:numId w:val="3"/>
+        </w:numPr>
+        <w:spacing w:after="50" w:line="259"/>
+      </w:pPr>
+      <w:hyperlink w:history="1" r:id="rIdfvp7efjcxuc3v52-unixo">
+        <w:r>
+          <w:rPr>
+            <w:rFonts w:ascii="Calibri" w:cs="Calibri" w:eastAsia="Calibri" w:hAnsi="Calibri"/>
+            <w:color w:val="1A4D8F"/>
+            <w:sz w:val="21"/>
+            <w:szCs w:val="21"/>
+            <w:u w:val="single"/>
+          </w:rPr>
+          <w:t xml:space="preserve">Decision Marketing - HH Global acquires InnerWorkings</w:t>
+        </w:r>
+      </w:hyperlink>
+      <w:r>
+        <w:rPr>
+          <w:rFonts w:ascii="Calibri" w:cs="Calibri" w:eastAsia="Calibri" w:hAnsi="Calibri"/>
+          <w:color w:val="777777"/>
+          <w:sz w:val="17"/>
+          <w:szCs w:val="17"/>
+        </w:rPr>
+        <w:t xml:space="preserve">  https://www.decisionmarketing.co.uk/news/hh-global-swallows-us-giant-to-boost-expansion-plans</w:t>
+      </w:r>
+    </w:p>
+    <w:p>
+      <w:pPr>
+        <w:pStyle w:val="ListParagraph"/>
+        <w:numPr>
+          <w:ilvl w:val="0"/>
+          <w:numId w:val="3"/>
+        </w:numPr>
+        <w:spacing w:after="50" w:line="259"/>
+      </w:pPr>
+      <w:hyperlink w:history="1" r:id="rIdyxnfbsbqnvtxo9hq0_ydk">
+        <w:r>
+          <w:rPr>
+            <w:rFonts w:ascii="Calibri" w:cs="Calibri" w:eastAsia="Calibri" w:hAnsi="Calibri"/>
+            <w:color w:val="1A4D8F"/>
+            <w:sz w:val="21"/>
+            <w:szCs w:val="21"/>
+            <w:u w:val="single"/>
+          </w:rPr>
+          <w:t xml:space="preserve">The Middle Market - Blackstone reportedly weighs stake sale (2024)</w:t>
+        </w:r>
+      </w:hyperlink>
+      <w:r>
+        <w:rPr>
+          <w:rFonts w:ascii="Calibri" w:cs="Calibri" w:eastAsia="Calibri" w:hAnsi="Calibri"/>
+          <w:color w:val="777777"/>
+          <w:sz w:val="17"/>
+          <w:szCs w:val="17"/>
+        </w:rPr>
+        <w:t xml:space="preserve">  https://www.themiddlemarket.com/?p=78895</w:t>
+      </w:r>
+    </w:p>
+    <w:p>
+      <w:pPr>
+        <w:pStyle w:val="ListParagraph"/>
+        <w:numPr>
+          <w:ilvl w:val="0"/>
+          <w:numId w:val="3"/>
+        </w:numPr>
+        <w:spacing w:after="50" w:line="259"/>
+      </w:pPr>
+      <w:hyperlink w:history="1" r:id="rIdxdg2k0qukztbmnercezww">
+        <w:r>
+          <w:rPr>
+            <w:rFonts w:ascii="Calibri" w:cs="Calibri" w:eastAsia="Calibri" w:hAnsi="Calibri"/>
+            <w:color w:val="1A4D8F"/>
+            <w:sz w:val="21"/>
+            <w:szCs w:val="21"/>
+            <w:u w:val="single"/>
+          </w:rPr>
+          <w:t xml:space="preserve">Motherbase - HH Global profile</w:t>
+        </w:r>
+      </w:hyperlink>
+      <w:r>
+        <w:rPr>
+          <w:rFonts w:ascii="Calibri" w:cs="Calibri" w:eastAsia="Calibri" w:hAnsi="Calibri"/>
+          <w:color w:val="777777"/>
+          <w:sz w:val="17"/>
+          <w:szCs w:val="17"/>
+        </w:rPr>
+        <w:t xml:space="preserve">  https://my.motherbase.ai/startup/142846-hh-global</w:t>
+      </w:r>
+    </w:p>
+    <w:p>
+      <w:pPr>
+        <w:pStyle w:val="ListParagraph"/>
+        <w:numPr>
+          <w:ilvl w:val="0"/>
+          <w:numId w:val="3"/>
+        </w:numPr>
+        <w:spacing w:after="50" w:line="259"/>
+      </w:pPr>
+      <w:hyperlink w:history="1" r:id="rIdsp3fqd56qusjwx5ra77ni">
+        <w:r>
+          <w:rPr>
+            <w:rFonts w:ascii="Calibri" w:cs="Calibri" w:eastAsia="Calibri" w:hAnsi="Calibri"/>
+            <w:color w:val="1A4D8F"/>
+            <w:sz w:val="21"/>
+            <w:szCs w:val="21"/>
+            <w:u w:val="single"/>
+          </w:rPr>
+          <w:t xml:space="preserve">Craft - HH Global profile</w:t>
+        </w:r>
+      </w:hyperlink>
+      <w:r>
+        <w:rPr>
+          <w:rFonts w:ascii="Calibri" w:cs="Calibri" w:eastAsia="Calibri" w:hAnsi="Calibri"/>
+          <w:color w:val="777777"/>
+          <w:sz w:val="17"/>
+          <w:szCs w:val="17"/>
+        </w:rPr>
+        <w:t xml:space="preserve">  https://craft.co/hh-global</w:t>
+      </w:r>
+    </w:p>
+    <w:p>
+      <w:pPr>
+        <w:pStyle w:val="ListParagraph"/>
+        <w:numPr>
+          <w:ilvl w:val="0"/>
+          <w:numId w:val="3"/>
+        </w:numPr>
+        <w:spacing w:after="50" w:line="259"/>
+      </w:pPr>
+      <w:hyperlink w:history="1" r:id="rIdsdiutaw9ms0vq_-ml78en">
+        <w:r>
+          <w:rPr>
+            <w:rFonts w:ascii="Calibri" w:cs="Calibri" w:eastAsia="Calibri" w:hAnsi="Calibri"/>
+            <w:color w:val="1A4D8F"/>
+            <w:sz w:val="21"/>
+            <w:szCs w:val="21"/>
+            <w:u w:val="single"/>
+          </w:rPr>
+          <w:t xml:space="preserve">Mediabistro - HH Global Creative Technologist posting (in-house team for tech client)</w:t>
+        </w:r>
+      </w:hyperlink>
+      <w:r>
+        <w:rPr>
+          <w:rFonts w:ascii="Calibri" w:cs="Calibri" w:eastAsia="Calibri" w:hAnsi="Calibri"/>
+          <w:color w:val="777777"/>
+          <w:sz w:val="17"/>
+          <w:szCs w:val="17"/>
+        </w:rPr>
+        <w:t xml:space="preserve">  https://www.mediabistro.com/jobs/3540909348-creative-technologist</w:t>
+      </w:r>
+    </w:p>
+    <w:p>
+      <w:pPr>
+        <w:pStyle w:val="ListParagraph"/>
+        <w:numPr>
+          <w:ilvl w:val="0"/>
+          <w:numId w:val="3"/>
+        </w:numPr>
+        <w:spacing w:after="50" w:line="259"/>
+      </w:pPr>
+      <w:hyperlink w:history="1" r:id="rIdgmjo8k4euqq-tylpjulab">
+        <w:r>
+          <w:rPr>
+            <w:rFonts w:ascii="Calibri" w:cs="Calibri" w:eastAsia="Calibri" w:hAnsi="Calibri"/>
+            <w:color w:val="1A4D8F"/>
+            <w:sz w:val="21"/>
+            <w:szCs w:val="21"/>
+            <w:u w:val="single"/>
+          </w:rPr>
+          <w:t xml:space="preserve">Marketing Monk - HH Global Retail Creative Producer (hybrid NY)</w:t>
+        </w:r>
+      </w:hyperlink>
+      <w:r>
+        <w:rPr>
+          <w:rFonts w:ascii="Calibri" w:cs="Calibri" w:eastAsia="Calibri" w:hAnsi="Calibri"/>
+          <w:color w:val="777777"/>
+          <w:sz w:val="17"/>
+          <w:szCs w:val="17"/>
+        </w:rPr>
+        <w:t xml:space="preserve">  https://www.marketingmonk.so/jobboard/jobs/retail-creative-producer-at-hh-global-m2mwwy</w:t>
       </w:r>
     </w:p>
     <w:sectPr>

--- a/Job Hunt 2026/2026-10-14 - HH Global - Creative Operations Manager/Job Description & Company Research - HH Global.docx
+++ b/Job Hunt 2026/2026-10-14 - HH Global - Creative Operations Manager/Job Description & Company Research - HH Global.docx
@@ -44,7 +44,7 @@
         </w:rPr>
         <w:t xml:space="preserve">APPLY:  </w:t>
       </w:r>
-      <w:hyperlink w:history="1" r:id="rIdd0ajuap20mngyttkpx66d">
+      <w:hyperlink w:history="1" r:id="rIdgnxnhjeajlys_xvo-xdyc">
         <w:r>
           <w:rPr>
             <w:rFonts w:ascii="Calibri" w:cs="Calibri" w:eastAsia="Calibri" w:hAnsi="Calibri"/>
@@ -480,7 +480,7 @@
             </w:tcBorders>
           </w:tcPr>
           <w:p>
-            <w:hyperlink w:history="1" r:id="rIde6h53j7oe-_ozqsgjmlem">
+            <w:hyperlink w:history="1" r:id="rIdgolmch_3jn0kwbse2edy2">
               <w:r>
                 <w:rPr>
                   <w:rStyle w:val="Hyperlink"/>
@@ -1842,7 +1842,7 @@
         </w:rPr>
         <w:t xml:space="preserve"> </w:t>
       </w:r>
-      <w:hyperlink w:history="1" r:id="rIdb4dsldajpn1yetzv_zfz3">
+      <w:hyperlink w:history="1" r:id="rIdgzqnuj8vci57oaphkvvcm">
         <w:r>
           <w:rPr>
             <w:rFonts w:ascii="Calibri" w:cs="Calibri" w:eastAsia="Calibri" w:hAnsi="Calibri"/>
@@ -1904,7 +1904,7 @@
         </w:rPr>
         <w:t xml:space="preserve"> </w:t>
       </w:r>
-      <w:hyperlink w:history="1" r:id="rIdse_-x5vpc0yak5kye8dzw">
+      <w:hyperlink w:history="1" r:id="rIdgdu6fdx0udwickzxwpkfm">
         <w:r>
           <w:rPr>
             <w:rFonts w:ascii="Calibri" w:cs="Calibri" w:eastAsia="Calibri" w:hAnsi="Calibri"/>
@@ -1946,7 +1946,7 @@
         </w:rPr>
         <w:t xml:space="preserve">Reddit could not be searched for this sheet: Reddit blocks the automated search Claude uses. Open the link to read what people say there. </w:t>
       </w:r>
-      <w:hyperlink w:history="1" r:id="rIdycoiqe5_ha4v1ee8m339a">
+      <w:hyperlink w:history="1" r:id="rIdygcog_l_-ptealfoghsy0">
         <w:r>
           <w:rPr>
             <w:rFonts w:ascii="Calibri" w:cs="Calibri" w:eastAsia="Calibri" w:hAnsi="Calibri"/>
@@ -2021,7 +2021,7 @@
         </w:rPr>
         <w:t xml:space="preserve"> </w:t>
       </w:r>
-      <w:hyperlink w:history="1" r:id="rIdef9slfjl6cpxah7orbjo-">
+      <w:hyperlink w:history="1" r:id="rIdr8jiyyuqn5dxakhsq2na7">
         <w:r>
           <w:rPr>
             <w:rFonts w:ascii="Calibri" w:cs="Calibri" w:eastAsia="Calibri" w:hAnsi="Calibri"/>
@@ -2041,7 +2041,7 @@
         </w:rPr>
         <w:t xml:space="preserve"> </w:t>
       </w:r>
-      <w:hyperlink w:history="1" r:id="rId6kxgd8q9jqw8ltsfrs5_d">
+      <w:hyperlink w:history="1" r:id="rIdrfh9ng8epvueegtjd4b0u">
         <w:r>
           <w:rPr>
             <w:rFonts w:ascii="Calibri" w:cs="Calibri" w:eastAsia="Calibri" w:hAnsi="Calibri"/>
@@ -2080,7 +2080,7 @@
         </w:rPr>
         <w:t xml:space="preserve"> </w:t>
       </w:r>
-      <w:hyperlink w:history="1" r:id="rIdspty3gbvcscygdfqasuxj">
+      <w:hyperlink w:history="1" r:id="rIdkak7qr2y4in6_yolumt9i">
         <w:r>
           <w:rPr>
             <w:rFonts w:ascii="Calibri" w:cs="Calibri" w:eastAsia="Calibri" w:hAnsi="Calibri"/>
@@ -2100,7 +2100,7 @@
         </w:rPr>
         <w:t xml:space="preserve"> </w:t>
       </w:r>
-      <w:hyperlink w:history="1" r:id="rIdyqnklamfffifdw_k9zcwk">
+      <w:hyperlink w:history="1" r:id="rIdmxkz0k4__vhdht8ugxfsv">
         <w:r>
           <w:rPr>
             <w:rFonts w:ascii="Calibri" w:cs="Calibri" w:eastAsia="Calibri" w:hAnsi="Calibri"/>
@@ -2139,7 +2139,7 @@
         </w:rPr>
         <w:t xml:space="preserve"> </w:t>
       </w:r>
-      <w:hyperlink w:history="1" r:id="rIdxvxyam-zl3vb5svdz_ts1">
+      <w:hyperlink w:history="1" r:id="rIdgxq7syw_tcqj5oxz9bhaq">
         <w:r>
           <w:rPr>
             <w:rFonts w:ascii="Calibri" w:cs="Calibri" w:eastAsia="Calibri" w:hAnsi="Calibri"/>
@@ -2159,7 +2159,7 @@
         </w:rPr>
         <w:t xml:space="preserve"> </w:t>
       </w:r>
-      <w:hyperlink w:history="1" r:id="rIdjjr6afdk2nqe2xmguop3z">
+      <w:hyperlink w:history="1" r:id="rIddhjfknjy_uxtpavxtkoyq">
         <w:r>
           <w:rPr>
             <w:rFonts w:ascii="Calibri" w:cs="Calibri" w:eastAsia="Calibri" w:hAnsi="Calibri"/>
@@ -2198,7 +2198,7 @@
         </w:rPr>
         <w:t xml:space="preserve"> </w:t>
       </w:r>
-      <w:hyperlink w:history="1" r:id="rId1f0zo2udimhmc0bz6k6p6">
+      <w:hyperlink w:history="1" r:id="rIdcb61hqpg4um7j4cx-fsha">
         <w:r>
           <w:rPr>
             <w:rFonts w:ascii="Calibri" w:cs="Calibri" w:eastAsia="Calibri" w:hAnsi="Calibri"/>
@@ -2218,7 +2218,7 @@
         </w:rPr>
         <w:t xml:space="preserve"> </w:t>
       </w:r>
-      <w:hyperlink w:history="1" r:id="rIdjsridgioarc58pjkehef0">
+      <w:hyperlink w:history="1" r:id="rId7enblyz9zs931lcedooyh">
         <w:r>
           <w:rPr>
             <w:rFonts w:ascii="Calibri" w:cs="Calibri" w:eastAsia="Calibri" w:hAnsi="Calibri"/>
@@ -2257,7 +2257,7 @@
         </w:rPr>
         <w:t xml:space="preserve"> </w:t>
       </w:r>
-      <w:hyperlink w:history="1" r:id="rIdwc68vj0cs6hwlmtaqzshm">
+      <w:hyperlink w:history="1" r:id="rId4uhjmauwnq0d8mxt8zdpr">
         <w:r>
           <w:rPr>
             <w:rFonts w:ascii="Calibri" w:cs="Calibri" w:eastAsia="Calibri" w:hAnsi="Calibri"/>
@@ -2277,7 +2277,7 @@
         </w:rPr>
         <w:t xml:space="preserve"> </w:t>
       </w:r>
-      <w:hyperlink w:history="1" r:id="rIdmlgd3l6xfghoy_fwc_wmr">
+      <w:hyperlink w:history="1" r:id="rIdr-3j9pkcusuv8fzyys436">
         <w:r>
           <w:rPr>
             <w:rFonts w:ascii="Calibri" w:cs="Calibri" w:eastAsia="Calibri" w:hAnsi="Calibri"/>
@@ -2297,7 +2297,7 @@
         </w:rPr>
         <w:t xml:space="preserve"> </w:t>
       </w:r>
-      <w:hyperlink w:history="1" r:id="rIdrz_wpz-7uasofbygfr6ux">
+      <w:hyperlink w:history="1" r:id="rIdvklxljx0-_tzhhgnp2sdx">
         <w:r>
           <w:rPr>
             <w:rFonts w:ascii="Calibri" w:cs="Calibri" w:eastAsia="Calibri" w:hAnsi="Calibri"/>
@@ -2317,7 +2317,7 @@
         </w:rPr>
         <w:t xml:space="preserve"> </w:t>
       </w:r>
-      <w:hyperlink w:history="1" r:id="rIdjqjvnsetv59izkcgjk08a">
+      <w:hyperlink w:history="1" r:id="rIdzjaaxq1o0lt61vxrhj-mr">
         <w:r>
           <w:rPr>
             <w:rFonts w:ascii="Calibri" w:cs="Calibri" w:eastAsia="Calibri" w:hAnsi="Calibri"/>
@@ -2372,7 +2372,7 @@
         </w:rPr>
         <w:t xml:space="preserve"> </w:t>
       </w:r>
-      <w:hyperlink w:history="1" r:id="rId6j22fukzs7ukirijuggmz">
+      <w:hyperlink w:history="1" r:id="rIdsbieyjezowulqm37o-tz3">
         <w:r>
           <w:rPr>
             <w:rFonts w:ascii="Calibri" w:cs="Calibri" w:eastAsia="Calibri" w:hAnsi="Calibri"/>
@@ -2392,7 +2392,7 @@
         </w:rPr>
         <w:t xml:space="preserve"> </w:t>
       </w:r>
-      <w:hyperlink w:history="1" r:id="rIdth6d1aurmk7nler2fw7w-">
+      <w:hyperlink w:history="1" r:id="rIdwwxooqa0hlibwrbqagu8e">
         <w:r>
           <w:rPr>
             <w:rFonts w:ascii="Calibri" w:cs="Calibri" w:eastAsia="Calibri" w:hAnsi="Calibri"/>
@@ -2412,7 +2412,7 @@
         </w:rPr>
         <w:t xml:space="preserve"> </w:t>
       </w:r>
-      <w:hyperlink w:history="1" r:id="rId-xlenysoybfbtlugcqfrv">
+      <w:hyperlink w:history="1" r:id="rIdsxfjd0pvdjqcbm5adrtp6">
         <w:r>
           <w:rPr>
             <w:rFonts w:ascii="Calibri" w:cs="Calibri" w:eastAsia="Calibri" w:hAnsi="Calibri"/>
@@ -2451,7 +2451,7 @@
         </w:rPr>
         <w:t xml:space="preserve"> </w:t>
       </w:r>
-      <w:hyperlink w:history="1" r:id="rIdbrjsk8mfkfexd3sgy7u7v">
+      <w:hyperlink w:history="1" r:id="rIdfxstelitnp0be_cujicsp">
         <w:r>
           <w:rPr>
             <w:rFonts w:ascii="Calibri" w:cs="Calibri" w:eastAsia="Calibri" w:hAnsi="Calibri"/>
@@ -2471,7 +2471,7 @@
         </w:rPr>
         <w:t xml:space="preserve"> </w:t>
       </w:r>
-      <w:hyperlink w:history="1" r:id="rId99okt9eewbkcaw554envw">
+      <w:hyperlink w:history="1" r:id="rIdklcqm9vc_kxf-mrbgnrdm">
         <w:r>
           <w:rPr>
             <w:rFonts w:ascii="Calibri" w:cs="Calibri" w:eastAsia="Calibri" w:hAnsi="Calibri"/>
@@ -2491,7 +2491,7 @@
         </w:rPr>
         <w:t xml:space="preserve"> </w:t>
       </w:r>
-      <w:hyperlink w:history="1" r:id="rIdcaj13c1jszqif0nhay_or">
+      <w:hyperlink w:history="1" r:id="rIduvkjjrlinf8efxgnanydo">
         <w:r>
           <w:rPr>
             <w:rFonts w:ascii="Calibri" w:cs="Calibri" w:eastAsia="Calibri" w:hAnsi="Calibri"/>
@@ -2530,7 +2530,7 @@
         </w:rPr>
         <w:t xml:space="preserve"> </w:t>
       </w:r>
-      <w:hyperlink w:history="1" r:id="rIdjnuzxgoumi4lizjlb9fwb">
+      <w:hyperlink w:history="1" r:id="rId6x-dl7itxwg0xqc0i8btz">
         <w:r>
           <w:rPr>
             <w:rFonts w:ascii="Calibri" w:cs="Calibri" w:eastAsia="Calibri" w:hAnsi="Calibri"/>
@@ -2550,7 +2550,7 @@
         </w:rPr>
         <w:t xml:space="preserve"> </w:t>
       </w:r>
-      <w:hyperlink w:history="1" r:id="rIdmfndxgyklq0aru0uwdbkv">
+      <w:hyperlink w:history="1" r:id="rId8jkcm1ahl95hqdcb25g65">
         <w:r>
           <w:rPr>
             <w:rFonts w:ascii="Calibri" w:cs="Calibri" w:eastAsia="Calibri" w:hAnsi="Calibri"/>
@@ -2570,7 +2570,7 @@
         </w:rPr>
         <w:t xml:space="preserve"> </w:t>
       </w:r>
-      <w:hyperlink w:history="1" r:id="rIdv22728dxc4b60kyl2yh34">
+      <w:hyperlink w:history="1" r:id="rIdygktoit4h4yg1fxvmdlox">
         <w:r>
           <w:rPr>
             <w:rFonts w:ascii="Calibri" w:cs="Calibri" w:eastAsia="Calibri" w:hAnsi="Calibri"/>
@@ -2590,7 +2590,7 @@
         </w:rPr>
         <w:t xml:space="preserve"> </w:t>
       </w:r>
-      <w:hyperlink w:history="1" r:id="rIdg-u-fwu_grb0sbvet4l6v">
+      <w:hyperlink w:history="1" r:id="rIdi12wxx-sleromxv7nnnhe">
         <w:r>
           <w:rPr>
             <w:rFonts w:ascii="Calibri" w:cs="Calibri" w:eastAsia="Calibri" w:hAnsi="Calibri"/>
@@ -2629,7 +2629,7 @@
         </w:rPr>
         <w:t xml:space="preserve"> </w:t>
       </w:r>
-      <w:hyperlink w:history="1" r:id="rId8rlwljjzejkkgkjlctk4c">
+      <w:hyperlink w:history="1" r:id="rIdpgiwcaxr9c1owaqklhctt">
         <w:r>
           <w:rPr>
             <w:rFonts w:ascii="Calibri" w:cs="Calibri" w:eastAsia="Calibri" w:hAnsi="Calibri"/>
@@ -2649,7 +2649,7 @@
         </w:rPr>
         <w:t xml:space="preserve"> </w:t>
       </w:r>
-      <w:hyperlink w:history="1" r:id="rIdvs0oiffeqjdsxdjwwmrzk">
+      <w:hyperlink w:history="1" r:id="rIddexzhlf67bynuh3jh7ys-">
         <w:r>
           <w:rPr>
             <w:rFonts w:ascii="Calibri" w:cs="Calibri" w:eastAsia="Calibri" w:hAnsi="Calibri"/>
@@ -2669,7 +2669,7 @@
         </w:rPr>
         <w:t xml:space="preserve"> </w:t>
       </w:r>
-      <w:hyperlink w:history="1" r:id="rIdslydusson-cfiatboxfbe">
+      <w:hyperlink w:history="1" r:id="rIdopdaz4vxcd-ad4p02lgle">
         <w:r>
           <w:rPr>
             <w:rFonts w:ascii="Calibri" w:cs="Calibri" w:eastAsia="Calibri" w:hAnsi="Calibri"/>
@@ -2689,7 +2689,7 @@
         </w:rPr>
         <w:t xml:space="preserve"> </w:t>
       </w:r>
-      <w:hyperlink w:history="1" r:id="rIdplb69vc6tv7xloucjlcty">
+      <w:hyperlink w:history="1" r:id="rIdinghxsvyoq8p_z0gys0ib">
         <w:r>
           <w:rPr>
             <w:rFonts w:ascii="Calibri" w:cs="Calibri" w:eastAsia="Calibri" w:hAnsi="Calibri"/>
@@ -2728,7 +2728,7 @@
         </w:rPr>
         <w:t xml:space="preserve"> </w:t>
       </w:r>
-      <w:hyperlink w:history="1" r:id="rIdonxdolaxmorbi1asam0o_">
+      <w:hyperlink w:history="1" r:id="rIda3xfhajyksh2cfbmlmlom">
         <w:r>
           <w:rPr>
             <w:rFonts w:ascii="Calibri" w:cs="Calibri" w:eastAsia="Calibri" w:hAnsi="Calibri"/>
@@ -2748,7 +2748,7 @@
         </w:rPr>
         <w:t xml:space="preserve"> </w:t>
       </w:r>
-      <w:hyperlink w:history="1" r:id="rIdzfdg926wpv-tykdgdx3w6">
+      <w:hyperlink w:history="1" r:id="rIds1qi2hdg7wmpxop0ruyyr">
         <w:r>
           <w:rPr>
             <w:rFonts w:ascii="Calibri" w:cs="Calibri" w:eastAsia="Calibri" w:hAnsi="Calibri"/>
@@ -2768,7 +2768,7 @@
         </w:rPr>
         <w:t xml:space="preserve"> </w:t>
       </w:r>
-      <w:hyperlink w:history="1" r:id="rIdsbqozmculhkiknfzmiknr">
+      <w:hyperlink w:history="1" r:id="rIdstsfcisxliz3yv6d0z-xi">
         <w:r>
           <w:rPr>
             <w:rFonts w:ascii="Calibri" w:cs="Calibri" w:eastAsia="Calibri" w:hAnsi="Calibri"/>
@@ -2807,7 +2807,7 @@
         </w:rPr>
         <w:t xml:space="preserve"> </w:t>
       </w:r>
-      <w:hyperlink w:history="1" r:id="rIdeqheaaigw71duxl6wso3j">
+      <w:hyperlink w:history="1" r:id="rIdtdtsficrkw0ahhzekorfz">
         <w:r>
           <w:rPr>
             <w:rFonts w:ascii="Calibri" w:cs="Calibri" w:eastAsia="Calibri" w:hAnsi="Calibri"/>
@@ -2827,7 +2827,7 @@
         </w:rPr>
         <w:t xml:space="preserve"> </w:t>
       </w:r>
-      <w:hyperlink w:history="1" r:id="rIdayfoqef7a5lprewabddck">
+      <w:hyperlink w:history="1" r:id="rIdrucppcjc3fcy9pl7a7avp">
         <w:r>
           <w:rPr>
             <w:rFonts w:ascii="Calibri" w:cs="Calibri" w:eastAsia="Calibri" w:hAnsi="Calibri"/>
@@ -2847,7 +2847,7 @@
         </w:rPr>
         <w:t xml:space="preserve"> </w:t>
       </w:r>
-      <w:hyperlink w:history="1" r:id="rIdnmm-iw4hiru7v-a0yrqbu">
+      <w:hyperlink w:history="1" r:id="rIdrvxvpmld2seug-3bvcfn1">
         <w:r>
           <w:rPr>
             <w:rFonts w:ascii="Calibri" w:cs="Calibri" w:eastAsia="Calibri" w:hAnsi="Calibri"/>
@@ -3066,7 +3066,7 @@
         </w:numPr>
         <w:spacing w:after="50" w:line="259"/>
       </w:pPr>
-      <w:hyperlink w:history="1" r:id="rIdai4tftdrts2oh39wrnjle">
+      <w:hyperlink w:history="1" r:id="rIdlnhzpft7zkzlqx0cuadkp">
         <w:r>
           <w:rPr>
             <w:rFonts w:ascii="Calibri" w:cs="Calibri" w:eastAsia="Calibri" w:hAnsi="Calibri"/>
@@ -3097,7 +3097,7 @@
         </w:numPr>
         <w:spacing w:after="50" w:line="259"/>
       </w:pPr>
-      <w:hyperlink w:history="1" r:id="rIdj3l57pknkdmo4u-5wqm-d">
+      <w:hyperlink w:history="1" r:id="rIdokcsi8l-o-va8h1jv6rsg">
         <w:r>
           <w:rPr>
             <w:rFonts w:ascii="Calibri" w:cs="Calibri" w:eastAsia="Calibri" w:hAnsi="Calibri"/>
@@ -3128,7 +3128,7 @@
         </w:numPr>
         <w:spacing w:after="50" w:line="259"/>
       </w:pPr>
-      <w:hyperlink w:history="1" r:id="rIdazetwts8gpgxkrlmv22aj">
+      <w:hyperlink w:history="1" r:id="rIdzicc3iyb4cv1jmvojoln3">
         <w:r>
           <w:rPr>
             <w:rFonts w:ascii="Calibri" w:cs="Calibri" w:eastAsia="Calibri" w:hAnsi="Calibri"/>
@@ -3159,7 +3159,7 @@
         </w:numPr>
         <w:spacing w:after="50" w:line="259"/>
       </w:pPr>
-      <w:hyperlink w:history="1" r:id="rIdmzvwfpndkueqkdsgpq0bx">
+      <w:hyperlink w:history="1" r:id="rIdi2pjsj4k8-ya7l1jcxrnd">
         <w:r>
           <w:rPr>
             <w:rFonts w:ascii="Calibri" w:cs="Calibri" w:eastAsia="Calibri" w:hAnsi="Calibri"/>
@@ -3190,7 +3190,7 @@
         </w:numPr>
         <w:spacing w:after="50" w:line="259"/>
       </w:pPr>
-      <w:hyperlink w:history="1" r:id="rIdb-fisp_tvqygetnrcugcj">
+      <w:hyperlink w:history="1" r:id="rId3bpwssayth7fp9bmvnmg7">
         <w:r>
           <w:rPr>
             <w:rFonts w:ascii="Calibri" w:cs="Calibri" w:eastAsia="Calibri" w:hAnsi="Calibri"/>
@@ -3221,7 +3221,7 @@
         </w:numPr>
         <w:spacing w:after="50" w:line="259"/>
       </w:pPr>
-      <w:hyperlink w:history="1" r:id="rId_azlogsjhmuae5yi1xx8h">
+      <w:hyperlink w:history="1" r:id="rIdmie6f3b8cwolq8g_hehru">
         <w:r>
           <w:rPr>
             <w:rFonts w:ascii="Calibri" w:cs="Calibri" w:eastAsia="Calibri" w:hAnsi="Calibri"/>
@@ -3252,7 +3252,7 @@
         </w:numPr>
         <w:spacing w:after="50" w:line="259"/>
       </w:pPr>
-      <w:hyperlink w:history="1" r:id="rIdjoomy-alb1k3wmblk9wis">
+      <w:hyperlink w:history="1" r:id="rId5qyfcpam9nyfrozgqx8yv">
         <w:r>
           <w:rPr>
             <w:rFonts w:ascii="Calibri" w:cs="Calibri" w:eastAsia="Calibri" w:hAnsi="Calibri"/>
@@ -3283,7 +3283,7 @@
         </w:numPr>
         <w:spacing w:after="50" w:line="259"/>
       </w:pPr>
-      <w:hyperlink w:history="1" r:id="rIdkm6s4yehuds2dduzpyrkc">
+      <w:hyperlink w:history="1" r:id="rIduj8rynoaxlxlfvgnnz9ts">
         <w:r>
           <w:rPr>
             <w:rFonts w:ascii="Calibri" w:cs="Calibri" w:eastAsia="Calibri" w:hAnsi="Calibri"/>
@@ -3314,7 +3314,7 @@
         </w:numPr>
         <w:spacing w:after="50" w:line="259"/>
       </w:pPr>
-      <w:hyperlink w:history="1" r:id="rIdvxdavhoznpbhhbjymsfmi">
+      <w:hyperlink w:history="1" r:id="rIdxnegh9vpa8vv6qgouravh">
         <w:r>
           <w:rPr>
             <w:rFonts w:ascii="Calibri" w:cs="Calibri" w:eastAsia="Calibri" w:hAnsi="Calibri"/>
@@ -3345,7 +3345,7 @@
         </w:numPr>
         <w:spacing w:after="50" w:line="259"/>
       </w:pPr>
-      <w:hyperlink w:history="1" r:id="rIdzlzpqcfp_38r0jyrw2rm5">
+      <w:hyperlink w:history="1" r:id="rIdzzravmwmzyea8atuuydmb">
         <w:r>
           <w:rPr>
             <w:rFonts w:ascii="Calibri" w:cs="Calibri" w:eastAsia="Calibri" w:hAnsi="Calibri"/>
@@ -3376,7 +3376,7 @@
         </w:numPr>
         <w:spacing w:after="50" w:line="259"/>
       </w:pPr>
-      <w:hyperlink w:history="1" r:id="rIdbdp7qeuirdaipmvtj3hai">
+      <w:hyperlink w:history="1" r:id="rIdv-zchtghim_3ok3vxnmjb">
         <w:r>
           <w:rPr>
             <w:rFonts w:ascii="Calibri" w:cs="Calibri" w:eastAsia="Calibri" w:hAnsi="Calibri"/>
@@ -3407,7 +3407,7 @@
         </w:numPr>
         <w:spacing w:after="50" w:line="259"/>
       </w:pPr>
-      <w:hyperlink w:history="1" r:id="rIdq3lu76tmdlle_qrvvyiit">
+      <w:hyperlink w:history="1" r:id="rIdu-yj-cucpt7u0jga_qcut">
         <w:r>
           <w:rPr>
             <w:rFonts w:ascii="Calibri" w:cs="Calibri" w:eastAsia="Calibri" w:hAnsi="Calibri"/>
@@ -3438,7 +3438,7 @@
         </w:numPr>
         <w:spacing w:after="50" w:line="259"/>
       </w:pPr>
-      <w:hyperlink w:history="1" r:id="rIdxonvhhtwwliggjdypmx70">
+      <w:hyperlink w:history="1" r:id="rIdx0b4wbv6erur0abssbuke">
         <w:r>
           <w:rPr>
             <w:rFonts w:ascii="Calibri" w:cs="Calibri" w:eastAsia="Calibri" w:hAnsi="Calibri"/>
@@ -3469,7 +3469,7 @@
         </w:numPr>
         <w:spacing w:after="50" w:line="259"/>
       </w:pPr>
-      <w:hyperlink w:history="1" r:id="rIdvoyacefts-oelya9ydqgy">
+      <w:hyperlink w:history="1" r:id="rIdimutbyrui7_1ndi2ybknm">
         <w:r>
           <w:rPr>
             <w:rFonts w:ascii="Calibri" w:cs="Calibri" w:eastAsia="Calibri" w:hAnsi="Calibri"/>
@@ -3500,7 +3500,7 @@
         </w:numPr>
         <w:spacing w:after="50" w:line="259"/>
       </w:pPr>
-      <w:hyperlink w:history="1" r:id="rIdyetw-7srl4nrjxmfrbrwk">
+      <w:hyperlink w:history="1" r:id="rIddfff3qtrrbvcvumes8wya">
         <w:r>
           <w:rPr>
             <w:rFonts w:ascii="Calibri" w:cs="Calibri" w:eastAsia="Calibri" w:hAnsi="Calibri"/>
@@ -3531,7 +3531,7 @@
         </w:numPr>
         <w:spacing w:after="50" w:line="259"/>
       </w:pPr>
-      <w:hyperlink w:history="1" r:id="rIdsvg0fce8rrhahmkqxw6b2">
+      <w:hyperlink w:history="1" r:id="rId7vt9trcj7xkn0uq7doxfo">
         <w:r>
           <w:rPr>
             <w:rFonts w:ascii="Calibri" w:cs="Calibri" w:eastAsia="Calibri" w:hAnsi="Calibri"/>
@@ -3562,7 +3562,7 @@
         </w:numPr>
         <w:spacing w:after="50" w:line="259"/>
       </w:pPr>
-      <w:hyperlink w:history="1" r:id="rId1rcj5xcwemztqg2ovux2o">
+      <w:hyperlink w:history="1" r:id="rIdgpkfw0pg2mvv13xcmxbvl">
         <w:r>
           <w:rPr>
             <w:rFonts w:ascii="Calibri" w:cs="Calibri" w:eastAsia="Calibri" w:hAnsi="Calibri"/>
@@ -3593,7 +3593,7 @@
         </w:numPr>
         <w:spacing w:after="50" w:line="259"/>
       </w:pPr>
-      <w:hyperlink w:history="1" r:id="rId0mycidhhedmmhxottayvj">
+      <w:hyperlink w:history="1" r:id="rId0irtvsuthj5e2bnetkmjs">
         <w:r>
           <w:rPr>
             <w:rFonts w:ascii="Calibri" w:cs="Calibri" w:eastAsia="Calibri" w:hAnsi="Calibri"/>
@@ -3624,7 +3624,7 @@
         </w:numPr>
         <w:spacing w:after="50" w:line="259"/>
       </w:pPr>
-      <w:hyperlink w:history="1" r:id="rId6p2ahxnu2hxdtdpgxpfh0">
+      <w:hyperlink w:history="1" r:id="rIddcsi5wf8snuek8p2ztxix">
         <w:r>
           <w:rPr>
             <w:rFonts w:ascii="Calibri" w:cs="Calibri" w:eastAsia="Calibri" w:hAnsi="Calibri"/>
@@ -3655,7 +3655,7 @@
         </w:numPr>
         <w:spacing w:after="50" w:line="259"/>
       </w:pPr>
-      <w:hyperlink w:history="1" r:id="rIdnxnto8chlp8rff6hs0_f0">
+      <w:hyperlink w:history="1" r:id="rIdcrshobuatb9-y_c4wsr_3">
         <w:r>
           <w:rPr>
             <w:rFonts w:ascii="Calibri" w:cs="Calibri" w:eastAsia="Calibri" w:hAnsi="Calibri"/>
@@ -3686,7 +3686,7 @@
         </w:numPr>
         <w:spacing w:after="50" w:line="259"/>
       </w:pPr>
-      <w:hyperlink w:history="1" r:id="rIdfflc-errevbo4zhowlxtr">
+      <w:hyperlink w:history="1" r:id="rIdulqhngymvz4g49lj2qmc_">
         <w:r>
           <w:rPr>
             <w:rFonts w:ascii="Calibri" w:cs="Calibri" w:eastAsia="Calibri" w:hAnsi="Calibri"/>
@@ -3717,7 +3717,7 @@
         </w:numPr>
         <w:spacing w:after="50" w:line="259"/>
       </w:pPr>
-      <w:hyperlink w:history="1" r:id="rIdvpcukthng7khtdkqbjchs">
+      <w:hyperlink w:history="1" r:id="rIdjn3zslgmczjico7fgsff6">
         <w:r>
           <w:rPr>
             <w:rFonts w:ascii="Calibri" w:cs="Calibri" w:eastAsia="Calibri" w:hAnsi="Calibri"/>
@@ -3748,7 +3748,7 @@
         </w:numPr>
         <w:spacing w:after="50" w:line="259"/>
       </w:pPr>
-      <w:hyperlink w:history="1" r:id="rIdjcbxwq0mc9c0mqaeui8q6">
+      <w:hyperlink w:history="1" r:id="rId37nn8upgfskq1f0c9yvze">
         <w:r>
           <w:rPr>
             <w:rFonts w:ascii="Calibri" w:cs="Calibri" w:eastAsia="Calibri" w:hAnsi="Calibri"/>
@@ -3779,7 +3779,7 @@
         </w:numPr>
         <w:spacing w:after="50" w:line="259"/>
       </w:pPr>
-      <w:hyperlink w:history="1" r:id="rIdfvp7efjcxuc3v52-unixo">
+      <w:hyperlink w:history="1" r:id="rIdiiioopbb2lpvit-dv-knu">
         <w:r>
           <w:rPr>
             <w:rFonts w:ascii="Calibri" w:cs="Calibri" w:eastAsia="Calibri" w:hAnsi="Calibri"/>
@@ -3810,7 +3810,7 @@
         </w:numPr>
         <w:spacing w:after="50" w:line="259"/>
       </w:pPr>
-      <w:hyperlink w:history="1" r:id="rIdyxnfbsbqnvtxo9hq0_ydk">
+      <w:hyperlink w:history="1" r:id="rIdvcbkgiltfmsbc3f3_qka5">
         <w:r>
           <w:rPr>
             <w:rFonts w:ascii="Calibri" w:cs="Calibri" w:eastAsia="Calibri" w:hAnsi="Calibri"/>
@@ -3841,7 +3841,7 @@
         </w:numPr>
         <w:spacing w:after="50" w:line="259"/>
       </w:pPr>
-      <w:hyperlink w:history="1" r:id="rIdxdg2k0qukztbmnercezww">
+      <w:hyperlink w:history="1" r:id="rIdh0sk-jlzzmfxgy-crcfnw">
         <w:r>
           <w:rPr>
             <w:rFonts w:ascii="Calibri" w:cs="Calibri" w:eastAsia="Calibri" w:hAnsi="Calibri"/>
@@ -3872,7 +3872,7 @@
         </w:numPr>
         <w:spacing w:after="50" w:line="259"/>
       </w:pPr>
-      <w:hyperlink w:history="1" r:id="rIdsp3fqd56qusjwx5ra77ni">
+      <w:hyperlink w:history="1" r:id="rIdzznqiesxwfstn9cjja0sd">
         <w:r>
           <w:rPr>
             <w:rFonts w:ascii="Calibri" w:cs="Calibri" w:eastAsia="Calibri" w:hAnsi="Calibri"/>
@@ -3903,7 +3903,7 @@
         </w:numPr>
         <w:spacing w:after="50" w:line="259"/>
       </w:pPr>
-      <w:hyperlink w:history="1" r:id="rIdsdiutaw9ms0vq_-ml78en">
+      <w:hyperlink w:history="1" r:id="rIdljnluh6bkcw74dslotmg_">
         <w:r>
           <w:rPr>
             <w:rFonts w:ascii="Calibri" w:cs="Calibri" w:eastAsia="Calibri" w:hAnsi="Calibri"/>
@@ -3934,7 +3934,7 @@
         </w:numPr>
         <w:spacing w:after="50" w:line="259"/>
       </w:pPr>
-      <w:hyperlink w:history="1" r:id="rIdgmjo8k4euqq-tylpjulab">
+      <w:hyperlink w:history="1" r:id="rIdsqer0ad7sedkxvhsg74-_">
         <w:r>
           <w:rPr>
             <w:rFonts w:ascii="Calibri" w:cs="Calibri" w:eastAsia="Calibri" w:hAnsi="Calibri"/>
